--- a/fuentes/133100_CF09_DU.docx
+++ b/fuentes/133100_CF09_DU.docx
@@ -1,6 +1,6 @@
 
 <file path=word/document.xml><?xml version="1.0" encoding="utf-8"?>
-<w:document xmlns:wpc="http://schemas.microsoft.com/office/word/2010/wordprocessingCanvas" xmlns:cx="http://schemas.microsoft.com/office/drawing/2014/chartex" xmlns:cx1="http://schemas.microsoft.com/office/drawing/2015/9/8/chartex" xmlns:cx2="http://schemas.microsoft.com/office/drawing/2015/10/21/chartex" xmlns:cx3="http://schemas.microsoft.com/office/drawing/2016/5/9/chartex" xmlns:cx4="http://schemas.microsoft.com/office/drawing/2016/5/10/chartex" xmlns:cx5="http://schemas.microsoft.com/office/drawing/2016/5/11/chartex" xmlns:cx6="http://schemas.microsoft.com/office/drawing/2016/5/12/chartex" xmlns:cx7="http://schemas.microsoft.com/office/drawing/2016/5/13/chartex" xmlns:cx8="http://schemas.microsoft.com/office/drawing/2016/5/14/chartex" xmlns:mc="http://schemas.openxmlformats.org/markup-compatibility/2006" xmlns:aink="http://schemas.microsoft.com/office/drawing/2016/ink" xmlns:am3d="http://schemas.microsoft.com/office/drawing/2017/model3d" xmlns:o="urn:schemas-microsoft-com:office:office" xmlns:oel="http://schemas.microsoft.com/office/2019/extlst" xmlns:r="http://schemas.openxmlformats.org/officeDocument/2006/relationships" xmlns:m="http://schemas.openxmlformats.org/officeDocument/2006/math" xmlns:v="urn:schemas-microsoft-com:vml" xmlns:wp14="http://schemas.microsoft.com/office/word/2010/wordprocessingDrawing" xmlns:wp="http://schemas.openxmlformats.org/drawingml/2006/wordprocessingDrawing" xmlns:w10="urn:schemas-microsoft-com:office:word" xmlns:w="http://schemas.openxmlformats.org/wordprocessingml/2006/main" xmlns:w14="http://schemas.microsoft.com/office/word/2010/wordml" xmlns:w15="http://schemas.microsoft.com/office/word/2012/wordml" xmlns:w16cex="http://schemas.microsoft.com/office/word/2018/wordml/cex" xmlns:w16cid="http://schemas.microsoft.com/office/word/2016/wordml/cid" xmlns:w16="http://schemas.microsoft.com/office/word/2018/wordml" xmlns:w16du="http://schemas.microsoft.com/office/word/2023/wordml/word16du" xmlns:w16sdtdh="http://schemas.microsoft.com/office/word/2020/wordml/sdtdatahash" xmlns:w16se="http://schemas.microsoft.com/office/word/2015/wordml/symex" xmlns:wpg="http://schemas.microsoft.com/office/word/2010/wordprocessingGroup" xmlns:wpi="http://schemas.microsoft.com/office/word/2010/wordprocessingInk" xmlns:wne="http://schemas.microsoft.com/office/word/2006/wordml" xmlns:wps="http://schemas.microsoft.com/office/word/2010/wordprocessingShape" mc:Ignorable="w14 w15 w16se w16cid w16 w16cex w16sdtdh w16du wp14">
+<w:document xmlns:wpc="http://schemas.microsoft.com/office/word/2010/wordprocessingCanvas" xmlns:cx="http://schemas.microsoft.com/office/drawing/2014/chartex" xmlns:cx1="http://schemas.microsoft.com/office/drawing/2015/9/8/chartex" xmlns:cx2="http://schemas.microsoft.com/office/drawing/2015/10/21/chartex" xmlns:cx3="http://schemas.microsoft.com/office/drawing/2016/5/9/chartex" xmlns:cx4="http://schemas.microsoft.com/office/drawing/2016/5/10/chartex" xmlns:cx5="http://schemas.microsoft.com/office/drawing/2016/5/11/chartex" xmlns:cx6="http://schemas.microsoft.com/office/drawing/2016/5/12/chartex" xmlns:cx7="http://schemas.microsoft.com/office/drawing/2016/5/13/chartex" xmlns:cx8="http://schemas.microsoft.com/office/drawing/2016/5/14/chartex" xmlns:mc="http://schemas.openxmlformats.org/markup-compatibility/2006" xmlns:aink="http://schemas.microsoft.com/office/drawing/2016/ink" xmlns:am3d="http://schemas.microsoft.com/office/drawing/2017/model3d" xmlns:o="urn:schemas-microsoft-com:office:office" xmlns:r="http://schemas.openxmlformats.org/officeDocument/2006/relationships" xmlns:m="http://schemas.openxmlformats.org/officeDocument/2006/math" xmlns:v="urn:schemas-microsoft-com:vml" xmlns:wp14="http://schemas.microsoft.com/office/word/2010/wordprocessingDrawing" xmlns:wp="http://schemas.openxmlformats.org/drawingml/2006/wordprocessingDrawing" xmlns:w10="urn:schemas-microsoft-com:office:word" xmlns:w="http://schemas.openxmlformats.org/wordprocessingml/2006/main" xmlns:w14="http://schemas.microsoft.com/office/word/2010/wordml" xmlns:w15="http://schemas.microsoft.com/office/word/2012/wordml" xmlns:w16cex="http://schemas.microsoft.com/office/word/2018/wordml/cex" xmlns:w16cid="http://schemas.microsoft.com/office/word/2016/wordml/cid" xmlns:w16="http://schemas.microsoft.com/office/word/2018/wordml" xmlns:w16sdtdh="http://schemas.microsoft.com/office/word/2020/wordml/sdtdatahash" xmlns:w16se="http://schemas.microsoft.com/office/word/2015/wordml/symex" xmlns:wpg="http://schemas.microsoft.com/office/word/2010/wordprocessingGroup" xmlns:wpi="http://schemas.microsoft.com/office/word/2010/wordprocessingInk" xmlns:wne="http://schemas.microsoft.com/office/word/2006/wordml" xmlns:wps="http://schemas.microsoft.com/office/word/2010/wordprocessingShape" mc:Ignorable="w14 w15 w16se w16cid w16 w16cex w16sdtdh wp14">
   <w:body>
     <w:p>
       <w:pPr>
@@ -193,7 +193,7 @@
               </wp:anchor>
             </w:drawing>
           </mc:Choice>
-          <mc:Fallback xmlns:w16sdtfl="http://schemas.microsoft.com/office/word/2024/wordml/sdtformatlock">
+          <mc:Fallback xmlns:w16sdtfl="http://schemas.microsoft.com/office/word/2024/wordml/sdtformatlock" xmlns:w16du="http://schemas.microsoft.com/office/word/2023/wordml/word16du" xmlns:oel="http://schemas.microsoft.com/office/2019/extlst">
             <w:pict>
               <v:rect w14:anchorId="7E0FA4C7" id="Rectángulo 3" o:spid="_x0000_s1026" style="position:absolute;margin-left:-55.95pt;margin-top:16.55pt;width:613.85pt;height:160.5pt;z-index:-251655168;visibility:visible;mso-wrap-style:square;mso-height-percent:0;mso-wrap-distance-left:9pt;mso-wrap-distance-top:0;mso-wrap-distance-right:9pt;mso-wrap-distance-bottom:0;mso-position-horizontal:absolute;mso-position-horizontal-relative:text;mso-position-vertical:absolute;mso-position-vertical-relative:text;mso-height-percent:0;mso-height-relative:margin;v-text-anchor:middle" o:gfxdata="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" fillcolor="#00314d" stroked="f" strokeweight="1pt"/>
             </w:pict>
@@ -313,7 +313,7 @@
                 <v:stroke joinstyle="miter"/>
                 <v:path gradientshapeok="t" o:connecttype="rect"/>
               </v:shapetype>
-              <v:shape id="Cuadro de texto 2" o:spid="_x0000_s1026" type="#_x0000_t202" alt="&quot;&quot;" style="position:absolute;left:0;text-align:left;margin-left:-19.95pt;margin-top:26.4pt;width:549pt;height:126pt;z-index:251663360;visibility:visible;mso-wrap-style:square;mso-width-percent:0;mso-height-percent:0;mso-wrap-distance-left:9pt;mso-wrap-distance-top:3.6pt;mso-wrap-distance-right:9pt;mso-wrap-distance-bottom:3.6pt;mso-position-horizontal:absolute;mso-position-horizontal-relative:text;mso-position-vertical:absolute;mso-position-vertical-relative:text;mso-width-percent:0;mso-height-percent:0;mso-width-relative:margin;mso-height-relative:margin;v-text-anchor:top" o:gfxdata="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" filled="f" stroked="f">
+              <v:shape id="Cuadro de texto 2" o:spid="_x0000_s1026" type="#_x0000_t202" alt="&quot;&quot;" style="position:absolute;left:0;text-align:left;margin-left:-19.95pt;margin-top:26.4pt;width:549pt;height:126pt;z-index:251663360;visibility:visible;mso-wrap-style:square;mso-width-percent:0;mso-height-percent:0;mso-wrap-distance-left:9pt;mso-wrap-distance-top:3.6pt;mso-wrap-distance-right:9pt;mso-wrap-distance-bottom:3.6pt;mso-position-horizontal:absolute;mso-position-horizontal-relative:text;mso-position-vertical:absolute;mso-position-vertical-relative:text;mso-width-percent:0;mso-height-percent:0;mso-width-relative:margin;mso-height-relative:margin;v-text-anchor:top" o:gfxdata="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" filled="f" stroked="f">
                 <v:textbox>
                   <w:txbxContent>
                     <w:p>
@@ -423,77 +423,29 @@
       </w:r>
     </w:p>
     <w:p>
-      <w:pPr>
-        <w:pBdr>
-          <w:bottom w:val="single" w:sz="12" w:space="1" w:color="auto"/>
-        </w:pBdr>
-        <w:rPr>
-          <w:rFonts w:ascii="Calibri" w:hAnsi="Calibri"/>
-          <w:color w:val="000000" w:themeColor="text1"/>
-          <w:kern w:val="0"/>
-          <w14:ligatures w14:val="none"/>
-        </w:rPr>
-      </w:pPr>
-      <w:r>
-        <w:rPr>
-          <w:rFonts w:ascii="Calibri" w:hAnsi="Calibri"/>
-          <w:color w:val="000000" w:themeColor="text1"/>
-          <w:kern w:val="0"/>
-          <w14:ligatures w14:val="none"/>
-        </w:rPr>
+      <w:r>
         <w:t>Hallar valor en un panorama empresarial tan cambiante donde</w:t>
       </w:r>
       <w:r>
-        <w:rPr>
-          <w:rFonts w:ascii="Calibri" w:hAnsi="Calibri"/>
-          <w:color w:val="000000" w:themeColor="text1"/>
-          <w:kern w:val="0"/>
-          <w14:ligatures w14:val="none"/>
-        </w:rPr>
-        <w:br/>
-        <w:t>tradicionalmente los recursos de la empresa eran cosas que se podían palpar como un edificio, una máquina, un vehículo, un terreno sobre lo que las empresas centran su atención; pero con el paso del tiempo, los procesos, las relaciones y los modelos comerciales han evolucionado; y es así como, las empresas invierten cada vez más en activos intangibles no solamente en una computadora, un software, sino también en la investigación, innovación, la marca, el diseño organizacional, el conocimiento, las relaciones, entre otros. Por lo anterior, en el presente componente se analiza el tratamiento contable de los activos intangibles y diferidos, de acuerdo con los criterios establecidos en las Normas Internacionales de Información Financiera.</w:t>
-      </w:r>
-    </w:p>
-    <w:p>
-      <w:pPr>
-        <w:jc w:val="center"/>
-      </w:pPr>
-      <w:r>
-        <w:rPr>
-          <w:rFonts w:ascii="Calibri" w:hAnsi="Calibri"/>
-          <w:b/>
-          <w:bCs/>
-          <w:color w:val="000000" w:themeColor="text1"/>
-          <w:kern w:val="0"/>
-          <w14:ligatures w14:val="none"/>
-        </w:rPr>
-        <w:t>Mayo</w:t>
-      </w:r>
-      <w:r>
-        <w:rPr>
-          <w:rFonts w:ascii="Calibri" w:hAnsi="Calibri"/>
-          <w:b/>
-          <w:bCs/>
-          <w:color w:val="000000" w:themeColor="text1"/>
-          <w:kern w:val="0"/>
-          <w14:ligatures w14:val="none"/>
-        </w:rPr>
-        <w:t xml:space="preserve"> 202</w:t>
-      </w:r>
-      <w:r>
-        <w:rPr>
-          <w:rFonts w:ascii="Calibri" w:hAnsi="Calibri"/>
-          <w:b/>
-          <w:bCs/>
-          <w:color w:val="000000" w:themeColor="text1"/>
-          <w:kern w:val="0"/>
-          <w14:ligatures w14:val="none"/>
-        </w:rPr>
-        <w:t>5</w:t>
-      </w:r>
-      <w:r>
-        <w:br w:type="page"/>
-      </w:r>
+        <w:t xml:space="preserve"> </w:t>
+      </w:r>
+      <w:r>
+        <w:t xml:space="preserve">tradicionalmente los recursos de la empresa eran cosas que se podían palpar, como un edificio, una máquina, un vehículo, un terreno, sobre lo que las empresas centran su atención; pero con el paso del tiempo, los procesos, las relaciones y los modelos comerciales han evolucionado, y es así como las empresas invierten cada vez más en activos intangibles, no solamente en una computadora, un </w:t>
+      </w:r>
+      <w:r>
+        <w:rPr>
+          <w:rStyle w:val="Extranjerismo"/>
+        </w:rPr>
+        <w:t>software</w:t>
+      </w:r>
+      <w:r>
+        <w:t>, sino también en la investigación, innovación, la marca, el diseño organizacional, el conocimiento, las relaciones, entre otros. Por lo anterior, en el presente componente se analiza el tratamiento contable de los activos intangibles y diferidos, de acuerdo con los criterios establecidos en las Normas Internacionales de Información Financiera.</w:t>
+      </w:r>
+    </w:p>
+    <w:p>
+      <w:pPr>
+        <w:ind w:firstLine="0"/>
+      </w:pPr>
     </w:p>
     <w:sdt>
       <w:sdtPr>
@@ -539,9 +491,10 @@
             <w:rPr>
               <w:rFonts w:eastAsiaTheme="minorEastAsia"/>
               <w:noProof/>
-              <w:sz w:val="24"/>
-              <w:szCs w:val="24"/>
+              <w:kern w:val="0"/>
+              <w:sz w:val="22"/>
               <w:lang w:eastAsia="es-CO"/>
+              <w14:ligatures w14:val="none"/>
             </w:rPr>
           </w:pPr>
           <w:r>
@@ -553,7 +506,7 @@
           <w:r>
             <w:fldChar w:fldCharType="separate"/>
           </w:r>
-          <w:hyperlink w:anchor="_Toc198657406" w:history="1">
+          <w:hyperlink w:anchor="_Toc235196474" w:history="1">
             <w:r>
               <w:rPr>
                 <w:rStyle w:val="Hipervnculo"/>
@@ -580,7 +533,7 @@
                 <w:noProof/>
                 <w:webHidden/>
               </w:rPr>
-              <w:instrText xml:space="preserve"> PAGEREF _Toc198657406 \h </w:instrText>
+              <w:instrText xml:space="preserve"> PAGEREF _Toc235196474 \h </w:instrText>
             </w:r>
             <w:r>
               <w:rPr>
@@ -615,18 +568,19 @@
           <w:pPr>
             <w:pStyle w:val="TDC1"/>
             <w:tabs>
-              <w:tab w:val="left" w:pos="1200"/>
+              <w:tab w:val="left" w:pos="1320"/>
               <w:tab w:val="right" w:leader="dot" w:pos="9962"/>
             </w:tabs>
             <w:rPr>
               <w:rFonts w:eastAsiaTheme="minorEastAsia"/>
               <w:noProof/>
-              <w:sz w:val="24"/>
-              <w:szCs w:val="24"/>
+              <w:kern w:val="0"/>
+              <w:sz w:val="22"/>
               <w:lang w:eastAsia="es-CO"/>
+              <w14:ligatures w14:val="none"/>
             </w:rPr>
           </w:pPr>
-          <w:hyperlink w:anchor="_Toc198657407" w:history="1">
+          <w:hyperlink w:anchor="_Toc235196475" w:history="1">
             <w:r>
               <w:rPr>
                 <w:rStyle w:val="Hipervnculo"/>
@@ -638,9 +592,10 @@
               <w:rPr>
                 <w:rFonts w:eastAsiaTheme="minorEastAsia"/>
                 <w:noProof/>
-                <w:sz w:val="24"/>
-                <w:szCs w:val="24"/>
+                <w:kern w:val="0"/>
+                <w:sz w:val="22"/>
                 <w:lang w:eastAsia="es-CO"/>
+                <w14:ligatures w14:val="none"/>
               </w:rPr>
               <w:tab/>
             </w:r>
@@ -670,7 +625,7 @@
                 <w:noProof/>
                 <w:webHidden/>
               </w:rPr>
-              <w:instrText xml:space="preserve"> PAGEREF _Toc198657407 \h </w:instrText>
+              <w:instrText xml:space="preserve"> PAGEREF _Toc235196475 \h </w:instrText>
             </w:r>
             <w:r>
               <w:rPr>
@@ -705,18 +660,19 @@
           <w:pPr>
             <w:pStyle w:val="TDC2"/>
             <w:tabs>
-              <w:tab w:val="left" w:pos="1680"/>
+              <w:tab w:val="left" w:pos="1760"/>
               <w:tab w:val="right" w:leader="dot" w:pos="9962"/>
             </w:tabs>
             <w:rPr>
               <w:rFonts w:eastAsiaTheme="minorEastAsia"/>
               <w:noProof/>
-              <w:sz w:val="24"/>
-              <w:szCs w:val="24"/>
+              <w:kern w:val="0"/>
+              <w:sz w:val="22"/>
               <w:lang w:eastAsia="es-CO"/>
+              <w14:ligatures w14:val="none"/>
             </w:rPr>
           </w:pPr>
-          <w:hyperlink w:anchor="_Toc198657408" w:history="1">
+          <w:hyperlink w:anchor="_Toc235196476" w:history="1">
             <w:r>
               <w:rPr>
                 <w:rStyle w:val="Hipervnculo"/>
@@ -734,9 +690,10 @@
               <w:rPr>
                 <w:rFonts w:eastAsiaTheme="minorEastAsia"/>
                 <w:noProof/>
-                <w:sz w:val="24"/>
-                <w:szCs w:val="24"/>
+                <w:kern w:val="0"/>
+                <w:sz w:val="22"/>
                 <w:lang w:eastAsia="es-CO"/>
+                <w14:ligatures w14:val="none"/>
               </w:rPr>
               <w:tab/>
             </w:r>
@@ -766,7 +723,7 @@
                 <w:noProof/>
                 <w:webHidden/>
               </w:rPr>
-              <w:instrText xml:space="preserve"> PAGEREF _Toc198657408 \h </w:instrText>
+              <w:instrText xml:space="preserve"> PAGEREF _Toc235196476 \h </w:instrText>
             </w:r>
             <w:r>
               <w:rPr>
@@ -801,18 +758,19 @@
           <w:pPr>
             <w:pStyle w:val="TDC2"/>
             <w:tabs>
-              <w:tab w:val="left" w:pos="1680"/>
+              <w:tab w:val="left" w:pos="1760"/>
               <w:tab w:val="right" w:leader="dot" w:pos="9962"/>
             </w:tabs>
             <w:rPr>
               <w:rFonts w:eastAsiaTheme="minorEastAsia"/>
               <w:noProof/>
-              <w:sz w:val="24"/>
-              <w:szCs w:val="24"/>
+              <w:kern w:val="0"/>
+              <w:sz w:val="22"/>
               <w:lang w:eastAsia="es-CO"/>
+              <w14:ligatures w14:val="none"/>
             </w:rPr>
           </w:pPr>
-          <w:hyperlink w:anchor="_Toc198657409" w:history="1">
+          <w:hyperlink w:anchor="_Toc235196477" w:history="1">
             <w:r>
               <w:rPr>
                 <w:rStyle w:val="Hipervnculo"/>
@@ -830,9 +788,10 @@
               <w:rPr>
                 <w:rFonts w:eastAsiaTheme="minorEastAsia"/>
                 <w:noProof/>
-                <w:sz w:val="24"/>
-                <w:szCs w:val="24"/>
+                <w:kern w:val="0"/>
+                <w:sz w:val="22"/>
                 <w:lang w:eastAsia="es-CO"/>
+                <w14:ligatures w14:val="none"/>
               </w:rPr>
               <w:tab/>
             </w:r>
@@ -862,7 +821,7 @@
                 <w:noProof/>
                 <w:webHidden/>
               </w:rPr>
-              <w:instrText xml:space="preserve"> PAGEREF _Toc198657409 \h </w:instrText>
+              <w:instrText xml:space="preserve"> PAGEREF _Toc235196477 \h </w:instrText>
             </w:r>
             <w:r>
               <w:rPr>
@@ -897,18 +856,19 @@
           <w:pPr>
             <w:pStyle w:val="TDC2"/>
             <w:tabs>
-              <w:tab w:val="left" w:pos="1680"/>
+              <w:tab w:val="left" w:pos="1760"/>
               <w:tab w:val="right" w:leader="dot" w:pos="9962"/>
             </w:tabs>
             <w:rPr>
               <w:rFonts w:eastAsiaTheme="minorEastAsia"/>
               <w:noProof/>
-              <w:sz w:val="24"/>
-              <w:szCs w:val="24"/>
+              <w:kern w:val="0"/>
+              <w:sz w:val="22"/>
               <w:lang w:eastAsia="es-CO"/>
+              <w14:ligatures w14:val="none"/>
             </w:rPr>
           </w:pPr>
-          <w:hyperlink w:anchor="_Toc198657410" w:history="1">
+          <w:hyperlink w:anchor="_Toc235196478" w:history="1">
             <w:r>
               <w:rPr>
                 <w:rStyle w:val="Hipervnculo"/>
@@ -926,9 +886,10 @@
               <w:rPr>
                 <w:rFonts w:eastAsiaTheme="minorEastAsia"/>
                 <w:noProof/>
-                <w:sz w:val="24"/>
-                <w:szCs w:val="24"/>
+                <w:kern w:val="0"/>
+                <w:sz w:val="22"/>
                 <w:lang w:eastAsia="es-CO"/>
+                <w14:ligatures w14:val="none"/>
               </w:rPr>
               <w:tab/>
             </w:r>
@@ -958,7 +919,7 @@
                 <w:noProof/>
                 <w:webHidden/>
               </w:rPr>
-              <w:instrText xml:space="preserve"> PAGEREF _Toc198657410 \h </w:instrText>
+              <w:instrText xml:space="preserve"> PAGEREF _Toc235196478 \h </w:instrText>
             </w:r>
             <w:r>
               <w:rPr>
@@ -993,18 +954,19 @@
           <w:pPr>
             <w:pStyle w:val="TDC2"/>
             <w:tabs>
-              <w:tab w:val="left" w:pos="1680"/>
+              <w:tab w:val="left" w:pos="1760"/>
               <w:tab w:val="right" w:leader="dot" w:pos="9962"/>
             </w:tabs>
             <w:rPr>
               <w:rFonts w:eastAsiaTheme="minorEastAsia"/>
               <w:noProof/>
-              <w:sz w:val="24"/>
-              <w:szCs w:val="24"/>
+              <w:kern w:val="0"/>
+              <w:sz w:val="22"/>
               <w:lang w:eastAsia="es-CO"/>
+              <w14:ligatures w14:val="none"/>
             </w:rPr>
           </w:pPr>
-          <w:hyperlink w:anchor="_Toc198657411" w:history="1">
+          <w:hyperlink w:anchor="_Toc235196479" w:history="1">
             <w:r>
               <w:rPr>
                 <w:rStyle w:val="Hipervnculo"/>
@@ -1022,9 +984,10 @@
               <w:rPr>
                 <w:rFonts w:eastAsiaTheme="minorEastAsia"/>
                 <w:noProof/>
-                <w:sz w:val="24"/>
-                <w:szCs w:val="24"/>
+                <w:kern w:val="0"/>
+                <w:sz w:val="22"/>
                 <w:lang w:eastAsia="es-CO"/>
+                <w14:ligatures w14:val="none"/>
               </w:rPr>
               <w:tab/>
             </w:r>
@@ -1054,7 +1017,7 @@
                 <w:noProof/>
                 <w:webHidden/>
               </w:rPr>
-              <w:instrText xml:space="preserve"> PAGEREF _Toc198657411 \h </w:instrText>
+              <w:instrText xml:space="preserve"> PAGEREF _Toc235196479 \h </w:instrText>
             </w:r>
             <w:r>
               <w:rPr>
@@ -1089,18 +1052,19 @@
           <w:pPr>
             <w:pStyle w:val="TDC2"/>
             <w:tabs>
-              <w:tab w:val="left" w:pos="1680"/>
+              <w:tab w:val="left" w:pos="1760"/>
               <w:tab w:val="right" w:leader="dot" w:pos="9962"/>
             </w:tabs>
             <w:rPr>
               <w:rFonts w:eastAsiaTheme="minorEastAsia"/>
               <w:noProof/>
-              <w:sz w:val="24"/>
-              <w:szCs w:val="24"/>
+              <w:kern w:val="0"/>
+              <w:sz w:val="22"/>
               <w:lang w:eastAsia="es-CO"/>
+              <w14:ligatures w14:val="none"/>
             </w:rPr>
           </w:pPr>
-          <w:hyperlink w:anchor="_Toc198657412" w:history="1">
+          <w:hyperlink w:anchor="_Toc235196480" w:history="1">
             <w:r>
               <w:rPr>
                 <w:rStyle w:val="Hipervnculo"/>
@@ -1118,9 +1082,10 @@
               <w:rPr>
                 <w:rFonts w:eastAsiaTheme="minorEastAsia"/>
                 <w:noProof/>
-                <w:sz w:val="24"/>
-                <w:szCs w:val="24"/>
+                <w:kern w:val="0"/>
+                <w:sz w:val="22"/>
                 <w:lang w:eastAsia="es-CO"/>
+                <w14:ligatures w14:val="none"/>
               </w:rPr>
               <w:tab/>
             </w:r>
@@ -1150,7 +1115,7 @@
                 <w:noProof/>
                 <w:webHidden/>
               </w:rPr>
-              <w:instrText xml:space="preserve"> PAGEREF _Toc198657412 \h </w:instrText>
+              <w:instrText xml:space="preserve"> PAGEREF _Toc235196480 \h </w:instrText>
             </w:r>
             <w:r>
               <w:rPr>
@@ -1185,18 +1150,19 @@
           <w:pPr>
             <w:pStyle w:val="TDC2"/>
             <w:tabs>
-              <w:tab w:val="left" w:pos="1680"/>
+              <w:tab w:val="left" w:pos="1760"/>
               <w:tab w:val="right" w:leader="dot" w:pos="9962"/>
             </w:tabs>
             <w:rPr>
               <w:rFonts w:eastAsiaTheme="minorEastAsia"/>
               <w:noProof/>
-              <w:sz w:val="24"/>
-              <w:szCs w:val="24"/>
+              <w:kern w:val="0"/>
+              <w:sz w:val="22"/>
               <w:lang w:eastAsia="es-CO"/>
+              <w14:ligatures w14:val="none"/>
             </w:rPr>
           </w:pPr>
-          <w:hyperlink w:anchor="_Toc198657413" w:history="1">
+          <w:hyperlink w:anchor="_Toc235196481" w:history="1">
             <w:r>
               <w:rPr>
                 <w:rStyle w:val="Hipervnculo"/>
@@ -1214,9 +1180,10 @@
               <w:rPr>
                 <w:rFonts w:eastAsiaTheme="minorEastAsia"/>
                 <w:noProof/>
-                <w:sz w:val="24"/>
-                <w:szCs w:val="24"/>
+                <w:kern w:val="0"/>
+                <w:sz w:val="22"/>
                 <w:lang w:eastAsia="es-CO"/>
+                <w14:ligatures w14:val="none"/>
               </w:rPr>
               <w:tab/>
             </w:r>
@@ -1246,7 +1213,7 @@
                 <w:noProof/>
                 <w:webHidden/>
               </w:rPr>
-              <w:instrText xml:space="preserve"> PAGEREF _Toc198657413 \h </w:instrText>
+              <w:instrText xml:space="preserve"> PAGEREF _Toc235196481 \h </w:instrText>
             </w:r>
             <w:r>
               <w:rPr>
@@ -1281,18 +1248,19 @@
           <w:pPr>
             <w:pStyle w:val="TDC1"/>
             <w:tabs>
-              <w:tab w:val="left" w:pos="1200"/>
+              <w:tab w:val="left" w:pos="1320"/>
               <w:tab w:val="right" w:leader="dot" w:pos="9962"/>
             </w:tabs>
             <w:rPr>
               <w:rFonts w:eastAsiaTheme="minorEastAsia"/>
               <w:noProof/>
-              <w:sz w:val="24"/>
-              <w:szCs w:val="24"/>
+              <w:kern w:val="0"/>
+              <w:sz w:val="22"/>
               <w:lang w:eastAsia="es-CO"/>
+              <w14:ligatures w14:val="none"/>
             </w:rPr>
           </w:pPr>
-          <w:hyperlink w:anchor="_Toc198657414" w:history="1">
+          <w:hyperlink w:anchor="_Toc235196482" w:history="1">
             <w:r>
               <w:rPr>
                 <w:rStyle w:val="Hipervnculo"/>
@@ -1304,9 +1272,10 @@
               <w:rPr>
                 <w:rFonts w:eastAsiaTheme="minorEastAsia"/>
                 <w:noProof/>
-                <w:sz w:val="24"/>
-                <w:szCs w:val="24"/>
+                <w:kern w:val="0"/>
+                <w:sz w:val="22"/>
                 <w:lang w:eastAsia="es-CO"/>
+                <w14:ligatures w14:val="none"/>
               </w:rPr>
               <w:tab/>
             </w:r>
@@ -1336,7 +1305,7 @@
                 <w:noProof/>
                 <w:webHidden/>
               </w:rPr>
-              <w:instrText xml:space="preserve"> PAGEREF _Toc198657414 \h </w:instrText>
+              <w:instrText xml:space="preserve"> PAGEREF _Toc235196482 \h </w:instrText>
             </w:r>
             <w:r>
               <w:rPr>
@@ -1371,18 +1340,19 @@
           <w:pPr>
             <w:pStyle w:val="TDC2"/>
             <w:tabs>
-              <w:tab w:val="left" w:pos="1680"/>
+              <w:tab w:val="left" w:pos="1760"/>
               <w:tab w:val="right" w:leader="dot" w:pos="9962"/>
             </w:tabs>
             <w:rPr>
               <w:rFonts w:eastAsiaTheme="minorEastAsia"/>
               <w:noProof/>
-              <w:sz w:val="24"/>
-              <w:szCs w:val="24"/>
+              <w:kern w:val="0"/>
+              <w:sz w:val="22"/>
               <w:lang w:eastAsia="es-CO"/>
+              <w14:ligatures w14:val="none"/>
             </w:rPr>
           </w:pPr>
-          <w:hyperlink w:anchor="_Toc198657415" w:history="1">
+          <w:hyperlink w:anchor="_Toc235196483" w:history="1">
             <w:r>
               <w:rPr>
                 <w:rStyle w:val="Hipervnculo"/>
@@ -1400,9 +1370,10 @@
               <w:rPr>
                 <w:rFonts w:eastAsiaTheme="minorEastAsia"/>
                 <w:noProof/>
-                <w:sz w:val="24"/>
-                <w:szCs w:val="24"/>
+                <w:kern w:val="0"/>
+                <w:sz w:val="22"/>
                 <w:lang w:eastAsia="es-CO"/>
+                <w14:ligatures w14:val="none"/>
               </w:rPr>
               <w:tab/>
             </w:r>
@@ -1432,7 +1403,7 @@
                 <w:noProof/>
                 <w:webHidden/>
               </w:rPr>
-              <w:instrText xml:space="preserve"> PAGEREF _Toc198657415 \h </w:instrText>
+              <w:instrText xml:space="preserve"> PAGEREF _Toc235196483 \h </w:instrText>
             </w:r>
             <w:r>
               <w:rPr>
@@ -1467,18 +1438,19 @@
           <w:pPr>
             <w:pStyle w:val="TDC2"/>
             <w:tabs>
-              <w:tab w:val="left" w:pos="1680"/>
+              <w:tab w:val="left" w:pos="1760"/>
               <w:tab w:val="right" w:leader="dot" w:pos="9962"/>
             </w:tabs>
             <w:rPr>
               <w:rFonts w:eastAsiaTheme="minorEastAsia"/>
               <w:noProof/>
-              <w:sz w:val="24"/>
-              <w:szCs w:val="24"/>
+              <w:kern w:val="0"/>
+              <w:sz w:val="22"/>
               <w:lang w:eastAsia="es-CO"/>
+              <w14:ligatures w14:val="none"/>
             </w:rPr>
           </w:pPr>
-          <w:hyperlink w:anchor="_Toc198657416" w:history="1">
+          <w:hyperlink w:anchor="_Toc235196484" w:history="1">
             <w:r>
               <w:rPr>
                 <w:rStyle w:val="Hipervnculo"/>
@@ -1496,9 +1468,10 @@
               <w:rPr>
                 <w:rFonts w:eastAsiaTheme="minorEastAsia"/>
                 <w:noProof/>
-                <w:sz w:val="24"/>
-                <w:szCs w:val="24"/>
+                <w:kern w:val="0"/>
+                <w:sz w:val="22"/>
                 <w:lang w:eastAsia="es-CO"/>
+                <w14:ligatures w14:val="none"/>
               </w:rPr>
               <w:tab/>
             </w:r>
@@ -1528,7 +1501,7 @@
                 <w:noProof/>
                 <w:webHidden/>
               </w:rPr>
-              <w:instrText xml:space="preserve"> PAGEREF _Toc198657416 \h </w:instrText>
+              <w:instrText xml:space="preserve"> PAGEREF _Toc235196484 \h </w:instrText>
             </w:r>
             <w:r>
               <w:rPr>
@@ -1563,18 +1536,19 @@
           <w:pPr>
             <w:pStyle w:val="TDC2"/>
             <w:tabs>
-              <w:tab w:val="left" w:pos="1680"/>
+              <w:tab w:val="left" w:pos="1760"/>
               <w:tab w:val="right" w:leader="dot" w:pos="9962"/>
             </w:tabs>
             <w:rPr>
               <w:rFonts w:eastAsiaTheme="minorEastAsia"/>
               <w:noProof/>
-              <w:sz w:val="24"/>
-              <w:szCs w:val="24"/>
+              <w:kern w:val="0"/>
+              <w:sz w:val="22"/>
               <w:lang w:eastAsia="es-CO"/>
+              <w14:ligatures w14:val="none"/>
             </w:rPr>
           </w:pPr>
-          <w:hyperlink w:anchor="_Toc198657417" w:history="1">
+          <w:hyperlink w:anchor="_Toc235196485" w:history="1">
             <w:r>
               <w:rPr>
                 <w:rStyle w:val="Hipervnculo"/>
@@ -1592,9 +1566,10 @@
               <w:rPr>
                 <w:rFonts w:eastAsiaTheme="minorEastAsia"/>
                 <w:noProof/>
-                <w:sz w:val="24"/>
-                <w:szCs w:val="24"/>
+                <w:kern w:val="0"/>
+                <w:sz w:val="22"/>
                 <w:lang w:eastAsia="es-CO"/>
+                <w14:ligatures w14:val="none"/>
               </w:rPr>
               <w:tab/>
             </w:r>
@@ -1624,7 +1599,7 @@
                 <w:noProof/>
                 <w:webHidden/>
               </w:rPr>
-              <w:instrText xml:space="preserve"> PAGEREF _Toc198657417 \h </w:instrText>
+              <w:instrText xml:space="preserve"> PAGEREF _Toc235196485 \h </w:instrText>
             </w:r>
             <w:r>
               <w:rPr>
@@ -1659,18 +1634,19 @@
           <w:pPr>
             <w:pStyle w:val="TDC2"/>
             <w:tabs>
-              <w:tab w:val="left" w:pos="1680"/>
+              <w:tab w:val="left" w:pos="1760"/>
               <w:tab w:val="right" w:leader="dot" w:pos="9962"/>
             </w:tabs>
             <w:rPr>
               <w:rFonts w:eastAsiaTheme="minorEastAsia"/>
               <w:noProof/>
-              <w:sz w:val="24"/>
-              <w:szCs w:val="24"/>
+              <w:kern w:val="0"/>
+              <w:sz w:val="22"/>
               <w:lang w:eastAsia="es-CO"/>
+              <w14:ligatures w14:val="none"/>
             </w:rPr>
           </w:pPr>
-          <w:hyperlink w:anchor="_Toc198657418" w:history="1">
+          <w:hyperlink w:anchor="_Toc235196486" w:history="1">
             <w:r>
               <w:rPr>
                 <w:rStyle w:val="Hipervnculo"/>
@@ -1688,9 +1664,10 @@
               <w:rPr>
                 <w:rFonts w:eastAsiaTheme="minorEastAsia"/>
                 <w:noProof/>
-                <w:sz w:val="24"/>
-                <w:szCs w:val="24"/>
+                <w:kern w:val="0"/>
+                <w:sz w:val="22"/>
                 <w:lang w:eastAsia="es-CO"/>
+                <w14:ligatures w14:val="none"/>
               </w:rPr>
               <w:tab/>
             </w:r>
@@ -1720,7 +1697,7 @@
                 <w:noProof/>
                 <w:webHidden/>
               </w:rPr>
-              <w:instrText xml:space="preserve"> PAGEREF _Toc198657418 \h </w:instrText>
+              <w:instrText xml:space="preserve"> PAGEREF _Toc235196486 \h </w:instrText>
             </w:r>
             <w:r>
               <w:rPr>
@@ -1760,12 +1737,13 @@
             <w:rPr>
               <w:rFonts w:eastAsiaTheme="minorEastAsia"/>
               <w:noProof/>
-              <w:sz w:val="24"/>
-              <w:szCs w:val="24"/>
+              <w:kern w:val="0"/>
+              <w:sz w:val="22"/>
               <w:lang w:eastAsia="es-CO"/>
+              <w14:ligatures w14:val="none"/>
             </w:rPr>
           </w:pPr>
-          <w:hyperlink w:anchor="_Toc198657419" w:history="1">
+          <w:hyperlink w:anchor="_Toc235196487" w:history="1">
             <w:r>
               <w:rPr>
                 <w:rStyle w:val="Hipervnculo"/>
@@ -1792,7 +1770,7 @@
                 <w:noProof/>
                 <w:webHidden/>
               </w:rPr>
-              <w:instrText xml:space="preserve"> PAGEREF _Toc198657419 \h </w:instrText>
+              <w:instrText xml:space="preserve"> PAGEREF _Toc235196487 \h </w:instrText>
             </w:r>
             <w:r>
               <w:rPr>
@@ -1832,12 +1810,13 @@
             <w:rPr>
               <w:rFonts w:eastAsiaTheme="minorEastAsia"/>
               <w:noProof/>
-              <w:sz w:val="24"/>
-              <w:szCs w:val="24"/>
+              <w:kern w:val="0"/>
+              <w:sz w:val="22"/>
               <w:lang w:eastAsia="es-CO"/>
+              <w14:ligatures w14:val="none"/>
             </w:rPr>
           </w:pPr>
-          <w:hyperlink w:anchor="_Toc198657420" w:history="1">
+          <w:hyperlink w:anchor="_Toc235196488" w:history="1">
             <w:r>
               <w:rPr>
                 <w:rStyle w:val="Hipervnculo"/>
@@ -1864,7 +1843,7 @@
                 <w:noProof/>
                 <w:webHidden/>
               </w:rPr>
-              <w:instrText xml:space="preserve"> PAGEREF _Toc198657420 \h </w:instrText>
+              <w:instrText xml:space="preserve"> PAGEREF _Toc235196488 \h </w:instrText>
             </w:r>
             <w:r>
               <w:rPr>
@@ -1904,12 +1883,13 @@
             <w:rPr>
               <w:rFonts w:eastAsiaTheme="minorEastAsia"/>
               <w:noProof/>
-              <w:sz w:val="24"/>
-              <w:szCs w:val="24"/>
+              <w:kern w:val="0"/>
+              <w:sz w:val="22"/>
               <w:lang w:eastAsia="es-CO"/>
+              <w14:ligatures w14:val="none"/>
             </w:rPr>
           </w:pPr>
-          <w:hyperlink w:anchor="_Toc198657421" w:history="1">
+          <w:hyperlink w:anchor="_Toc235196489" w:history="1">
             <w:r>
               <w:rPr>
                 <w:rStyle w:val="Hipervnculo"/>
@@ -1936,7 +1916,7 @@
                 <w:noProof/>
                 <w:webHidden/>
               </w:rPr>
-              <w:instrText xml:space="preserve"> PAGEREF _Toc198657421 \h </w:instrText>
+              <w:instrText xml:space="preserve"> PAGEREF _Toc235196489 \h </w:instrText>
             </w:r>
             <w:r>
               <w:rPr>
@@ -1976,12 +1956,13 @@
             <w:rPr>
               <w:rFonts w:eastAsiaTheme="minorEastAsia"/>
               <w:noProof/>
-              <w:sz w:val="24"/>
-              <w:szCs w:val="24"/>
+              <w:kern w:val="0"/>
+              <w:sz w:val="22"/>
               <w:lang w:eastAsia="es-CO"/>
+              <w14:ligatures w14:val="none"/>
             </w:rPr>
           </w:pPr>
-          <w:hyperlink w:anchor="_Toc198657422" w:history="1">
+          <w:hyperlink w:anchor="_Toc235196490" w:history="1">
             <w:r>
               <w:rPr>
                 <w:rStyle w:val="Hipervnculo"/>
@@ -2008,7 +1989,7 @@
                 <w:noProof/>
                 <w:webHidden/>
               </w:rPr>
-              <w:instrText xml:space="preserve"> PAGEREF _Toc198657422 \h </w:instrText>
+              <w:instrText xml:space="preserve"> PAGEREF _Toc235196490 \h </w:instrText>
             </w:r>
             <w:r>
               <w:rPr>
@@ -2048,12 +2029,13 @@
             <w:rPr>
               <w:rFonts w:eastAsiaTheme="minorEastAsia"/>
               <w:noProof/>
-              <w:sz w:val="24"/>
-              <w:szCs w:val="24"/>
+              <w:kern w:val="0"/>
+              <w:sz w:val="22"/>
               <w:lang w:eastAsia="es-CO"/>
+              <w14:ligatures w14:val="none"/>
             </w:rPr>
           </w:pPr>
-          <w:hyperlink w:anchor="_Toc198657423" w:history="1">
+          <w:hyperlink w:anchor="_Toc235196491" w:history="1">
             <w:r>
               <w:rPr>
                 <w:rStyle w:val="Hipervnculo"/>
@@ -2080,7 +2062,7 @@
                 <w:noProof/>
                 <w:webHidden/>
               </w:rPr>
-              <w:instrText xml:space="preserve"> PAGEREF _Toc198657423 \h </w:instrText>
+              <w:instrText xml:space="preserve"> PAGEREF _Toc235196491 \h </w:instrText>
             </w:r>
             <w:r>
               <w:rPr>
@@ -2118,11 +2100,32 @@
         </w:p>
       </w:sdtContent>
     </w:sdt>
+    <w:p/>
+    <w:p/>
+    <w:p/>
+    <w:p/>
+    <w:p/>
+    <w:p/>
+    <w:p/>
+    <w:p/>
+    <w:p/>
+    <w:p/>
+    <w:p/>
+    <w:p/>
+    <w:p/>
+    <w:p/>
+    <w:p/>
+    <w:p/>
+    <w:p>
+      <w:pPr>
+        <w:jc w:val="center"/>
+      </w:pPr>
+    </w:p>
     <w:p>
       <w:pPr>
         <w:pStyle w:val="Titulosgenerales"/>
       </w:pPr>
-      <w:bookmarkStart w:id="0" w:name="_Toc198657406"/>
+      <w:bookmarkStart w:id="0" w:name="_Toc235196474"/>
       <w:r>
         <w:lastRenderedPageBreak/>
         <w:t>Introducción</w:t>
@@ -2137,12 +2140,13 @@
     <w:p>
       <w:pPr>
         <w:pStyle w:val="Video"/>
+        <w:jc w:val="left"/>
       </w:pPr>
       <w:r>
         <w:t xml:space="preserve">Activos </w:t>
       </w:r>
       <w:r>
-        <w:t>I</w:t>
+        <w:t>i</w:t>
       </w:r>
       <w:r>
         <w:t xml:space="preserve">ntangibles </w:t>
@@ -2163,9 +2167,9 @@
           <w:noProof/>
         </w:rPr>
         <w:drawing>
-          <wp:inline distT="0" distB="0" distL="0" distR="0" wp14:anchorId="09395B94" wp14:editId="35D5398E">
-            <wp:extent cx="4572000" cy="2575304"/>
-            <wp:effectExtent l="0" t="0" r="0" b="0"/>
+          <wp:inline distT="0" distB="0" distL="0" distR="0" wp14:anchorId="09395B94" wp14:editId="056B0F74">
+            <wp:extent cx="4680000" cy="2636138"/>
+            <wp:effectExtent l="0" t="0" r="6350" b="0"/>
             <wp:docPr id="948155028" name="Imagen 1">
               <a:extLst xmlns:a="http://schemas.openxmlformats.org/drawingml/2006/main">
                 <a:ext uri="{C183D7F6-B498-43B3-948B-1728B52AA6E4}">
@@ -2198,7 +2202,7 @@
                   <pic:spPr>
                     <a:xfrm>
                       <a:off x="0" y="0"/>
-                      <a:ext cx="4572000" cy="2575304"/>
+                      <a:ext cx="4680000" cy="2636138"/>
                     </a:xfrm>
                     <a:prstGeom prst="rect">
                       <a:avLst/>
@@ -2264,35 +2268,28 @@
                 <w:b/>
                 <w:lang w:eastAsia="es-CO"/>
               </w:rPr>
-              <w:t xml:space="preserve">Síntesis del video: </w:t>
+              <w:t xml:space="preserve">Transcripción </w:t>
             </w:r>
             <w:r>
               <w:rPr>
                 <w:b/>
                 <w:lang w:eastAsia="es-CO"/>
               </w:rPr>
-              <w:t>A</w:t>
+              <w:t xml:space="preserve">del video: </w:t>
             </w:r>
             <w:r>
               <w:rPr>
                 <w:b/>
                 <w:lang w:eastAsia="es-CO"/>
               </w:rPr>
-              <w:t xml:space="preserve">ctivos </w:t>
+              <w:t>a</w:t>
             </w:r>
             <w:r>
               <w:rPr>
                 <w:b/>
                 <w:lang w:eastAsia="es-CO"/>
               </w:rPr>
-              <w:t>I</w:t>
-            </w:r>
-            <w:r>
-              <w:rPr>
-                <w:b/>
-                <w:lang w:eastAsia="es-CO"/>
-              </w:rPr>
-              <w:t xml:space="preserve">ntangibles </w:t>
+              <w:t xml:space="preserve">ctivos intangibles </w:t>
             </w:r>
             <w:r>
               <w:rPr>
@@ -2324,44 +2321,124 @@
             <w:hideMark/>
           </w:tcPr>
           <w:p>
-            <w:r>
+            <w:pPr>
               <w:rPr>
                 <w:lang w:eastAsia="es-CO"/>
               </w:rPr>
-              <w:t>El video explica la importancia de los activos intangibles en un entorno empresarial cambiante, destacando su evolución y su tratamiento contable según las normas internacionales de información financiera.</w:t>
-            </w:r>
-          </w:p>
+            </w:pPr>
+            <w:r>
+              <w:rPr>
+                <w:lang w:eastAsia="es-CO"/>
+              </w:rPr>
+              <w:t>Hallar valor en un panorama empresarial tan cambiante, donde tradicionalmente los recursos de las empresas eran cosas que se podían</w:t>
+            </w:r>
+            <w:r>
+              <w:rPr>
+                <w:lang w:eastAsia="es-CO"/>
+              </w:rPr>
+              <w:t xml:space="preserve"> </w:t>
+            </w:r>
+            <w:r>
+              <w:rPr>
+                <w:lang w:eastAsia="es-CO"/>
+              </w:rPr>
+              <w:t>palpar, como un edificio, una máquina, un vehículo, un terreno sobre lo que las empresas centran su atención. Pero con el paso del tiempo, los procesos, las</w:t>
+            </w:r>
+            <w:r>
+              <w:rPr>
+                <w:lang w:eastAsia="es-CO"/>
+              </w:rPr>
+              <w:t xml:space="preserve"> </w:t>
+            </w:r>
+            <w:r>
+              <w:rPr>
+                <w:lang w:eastAsia="es-CO"/>
+              </w:rPr>
+              <w:t xml:space="preserve">relaciones y los modelos </w:t>
+            </w:r>
+            <w:r>
+              <w:rPr>
+                <w:lang w:eastAsia="es-CO"/>
+              </w:rPr>
+              <w:lastRenderedPageBreak/>
+              <w:t>comerciales han evolucionado. Y es así como las empresas invierten cada vez más en activos intangibles, no solamente en una</w:t>
+            </w:r>
+            <w:r>
+              <w:rPr>
+                <w:lang w:eastAsia="es-CO"/>
+              </w:rPr>
+              <w:t xml:space="preserve"> </w:t>
+            </w:r>
+            <w:r>
+              <w:rPr>
+                <w:lang w:eastAsia="es-CO"/>
+              </w:rPr>
+              <w:t>computadora, un software, sino también en la investigación, la innovación, la marca, el diseño organizacional, el conocimiento, las relaciones, entre</w:t>
+            </w:r>
+            <w:r>
+              <w:rPr>
+                <w:lang w:eastAsia="es-CO"/>
+              </w:rPr>
+              <w:t xml:space="preserve"> </w:t>
+            </w:r>
+            <w:r>
+              <w:rPr>
+                <w:lang w:eastAsia="es-CO"/>
+              </w:rPr>
+              <w:t xml:space="preserve">otros. </w:t>
+            </w:r>
+          </w:p>
+          <w:p>
+            <w:pPr>
+              <w:rPr>
+                <w:lang w:eastAsia="es-CO"/>
+              </w:rPr>
+            </w:pPr>
+            <w:r>
+              <w:rPr>
+                <w:lang w:eastAsia="es-CO"/>
+              </w:rPr>
+              <w:t>Por lo anterior, en el presente componente se analiza el tratamiento contable de los activos intangibles y diferidos, de acuerdo con los criterios</w:t>
+            </w:r>
+            <w:r>
+              <w:rPr>
+                <w:lang w:eastAsia="es-CO"/>
+              </w:rPr>
+              <w:t xml:space="preserve"> </w:t>
+            </w:r>
+            <w:r>
+              <w:rPr>
+                <w:lang w:eastAsia="es-CO"/>
+              </w:rPr>
+              <w:t>establecidos en las normas internacionales de información financiera.</w:t>
+            </w:r>
+          </w:p>
+          <w:p/>
         </w:tc>
       </w:tr>
     </w:tbl>
     <w:p>
       <w:r>
-        <w:lastRenderedPageBreak/>
         <w:t>Para la elaboración de este componente, se abordaron varios autores conocidos en contratos de trabajo y liquidación de nómina, de quienes se han citado y referenciado conceptos y ejemplos para los fines educativos de esta materia, en el entendido de que el conocimiento es social y, por lo tanto, es para usarlo por quienes necesitan adquirirlo. Se espera que este documento sea útil para todos, aprendices y lectores en general, que estén interesados en acercarse a asuntos básicos de gestión contable e información financiera.</w:t>
       </w:r>
     </w:p>
     <w:p>
       <w:r>
-        <w:rPr>
-          <w:b/>
-          <w:bCs/>
-        </w:rPr>
-        <w:t>Nota aclaratoria:</w:t>
-      </w:r>
-      <w:r>
-        <w:t> las tablas que se toman como referencia en los ejemplos de cada uno de los temas desarrollados, elaboradas mediante el programa Excel son derivadas de estos ejercicios, la elaboración es propia del autor del presente componente, por lo tanto, no se numeran y no se establece un nombre específico.</w:t>
+        <w:t>Nota aclaratoria: las tablas que se toman como referencia en los ejemplos de cada uno de los temas desarrollados, elaboradas mediante el programa Excel, son derivadas de estos ejercicios; la elaboración es propia del autor del presente componente, por lo tanto, no se numeran y no se establece un nombre específico.</w:t>
       </w:r>
     </w:p>
     <w:p/>
     <w:p/>
-    <w:p/>
-    <w:p/>
-    <w:p/>
-    <w:p/>
-    <w:p/>
-    <w:p/>
-    <w:p/>
-    <w:p/>
+    <w:p>
+      <w:pPr>
+        <w:ind w:firstLine="0"/>
+      </w:pPr>
+    </w:p>
+    <w:p>
+      <w:pPr>
+        <w:ind w:firstLine="0"/>
+      </w:pPr>
+    </w:p>
     <w:p>
       <w:pPr>
         <w:pStyle w:val="Ttulo1"/>
@@ -2369,7 +2446,7 @@
           <w:lang w:val="es-CO"/>
         </w:rPr>
       </w:pPr>
-      <w:bookmarkStart w:id="1" w:name="_Toc198657407"/>
+      <w:bookmarkStart w:id="1" w:name="_Toc235196475"/>
       <w:r>
         <w:rPr>
           <w:lang w:val="es-CO"/>
@@ -2408,7 +2485,7 @@
       <w:pPr>
         <w:pStyle w:val="Ttulo2"/>
       </w:pPr>
-      <w:bookmarkStart w:id="2" w:name="_Toc198657408"/>
+      <w:bookmarkStart w:id="2" w:name="_Toc235196476"/>
       <w:r>
         <w:t>Marco normativo</w:t>
       </w:r>
@@ -2424,38 +2501,14 @@
         <w:rPr>
           <w:lang w:val="es-419" w:eastAsia="es-CO"/>
         </w:rPr>
-        <w:t xml:space="preserve">Para realizar la presentación razonable y en cumplimiento de las NIIF, los estados financieros siempre deben reflejar, razonablemente, todas y cada una de sus partidas, dentro de las que se encuentran, los activos intangibles. Esta presentación razonable exige proporcionar la imagen fiel de los efectos de las transacciones, eventos y condiciones de acuerdo con las definiciones y criterios de reconocimiento de los activos, pasivos, ingresos y gastos fijados en el </w:t>
-      </w:r>
-      <w:r>
-        <w:rPr>
-          <w:lang w:val="es-419" w:eastAsia="es-CO"/>
-        </w:rPr>
-        <w:t>m</w:t>
-      </w:r>
-      <w:r>
-        <w:rPr>
-          <w:lang w:val="es-419" w:eastAsia="es-CO"/>
-        </w:rPr>
-        <w:t xml:space="preserve">arco </w:t>
-      </w:r>
-      <w:r>
-        <w:rPr>
-          <w:lang w:val="es-419" w:eastAsia="es-CO"/>
-        </w:rPr>
-        <w:t>c</w:t>
-      </w:r>
-      <w:r>
-        <w:rPr>
-          <w:lang w:val="es-419" w:eastAsia="es-CO"/>
-        </w:rPr>
-        <w:t>onceptual de la norma.</w:t>
+        <w:t>Para realizar la presentación razonable y en cumplimiento de las NIIF, los estados financieros siempre deben reflejar, razonablemente, todas y cada una de sus partidas; dentro de las que se encuentran los activos intangibles. Esta presentación razonable exige proporcionar la imagen fiel de los efectos de las transacciones, eventos y condiciones de acuerdo con las definiciones y criterios de reconocimiento de los activos, pasivos, ingresos y gastos fijados en el marco conceptual de la norma.</w:t>
       </w:r>
     </w:p>
     <w:p>
       <w:pPr>
         <w:pStyle w:val="Ttulo2"/>
       </w:pPr>
-      <w:bookmarkStart w:id="3" w:name="_Toc198657409"/>
+      <w:bookmarkStart w:id="3" w:name="_Toc235196477"/>
       <w:r>
         <w:t>Importancia de los intangibles dentro de las organizaciones</w:t>
       </w:r>
@@ -2497,14 +2550,21 @@
         <w:rPr>
           <w:lang w:val="es-419" w:eastAsia="es-CO"/>
         </w:rPr>
-        <w:t>Es importante reconocer que los activos intangibles no crean valor por sí mismos, puesto que, estos deben ir acompañados por la capacidad intelectual del factor humano ya que, en muchas ocasiones el mal manejo de estos elementos, o un mal reconocimiento o medición de estos activos dentro de las organizaciones pueden generar declive o desprendimiento de valor para el bien o servicio.</w:t>
-      </w:r>
+        <w:t>Es importante reconocer que los activos intangibles no crean valor por sí mismos, puesto que estos deben ir acompañados por la capacidad intelectual del factor humano, ya que, en muchas ocasiones, el mal manejo de estos elementos, o un mal reconocimiento o medición de estos activos dentro de las organizaciones, pueden generar declive o desprendimiento de valor para el bien o servicio.</w:t>
+      </w:r>
+    </w:p>
+    <w:p>
+      <w:pPr>
+        <w:rPr>
+          <w:lang w:val="es-419" w:eastAsia="es-CO"/>
+        </w:rPr>
+      </w:pPr>
     </w:p>
     <w:p>
       <w:pPr>
         <w:pStyle w:val="Ttulo2"/>
       </w:pPr>
-      <w:bookmarkStart w:id="4" w:name="_Toc198657410"/>
+      <w:bookmarkStart w:id="4" w:name="_Toc235196478"/>
       <w:r>
         <w:lastRenderedPageBreak/>
         <w:t xml:space="preserve">Clasificación de </w:t>
@@ -2525,240 +2585,123 @@
     </w:p>
     <w:p>
       <w:pPr>
-        <w:pStyle w:val="Prrafodelista"/>
-        <w:numPr>
-          <w:ilvl w:val="0"/>
-          <w:numId w:val="41"/>
-        </w:numPr>
         <w:rPr>
           <w:lang w:val="es-419" w:eastAsia="es-CO"/>
         </w:rPr>
       </w:pPr>
       <w:r>
         <w:rPr>
-          <w:b/>
-          <w:bCs/>
           <w:lang w:val="es-419" w:eastAsia="es-CO"/>
         </w:rPr>
-        <w:t xml:space="preserve">Activos </w:t>
-      </w:r>
-      <w:r>
-        <w:rPr>
-          <w:b/>
-          <w:bCs/>
+        <w:t>Activos intangibles no identificables:</w:t>
+      </w:r>
+    </w:p>
+    <w:p>
+      <w:pPr>
+        <w:rPr>
           <w:lang w:val="es-419" w:eastAsia="es-CO"/>
         </w:rPr>
+      </w:pPr>
+      <w:r>
+        <w:rPr>
+          <w:lang w:val="es-419" w:eastAsia="es-CO"/>
+        </w:rPr>
+        <w:t>Son activos que no se pueden separar. Por ejemplo, una empresa no puede vender su posicionamiento porque tendría que vender toda la empresa; no puede vender por un lado la empresa y por otro lado el posicionamiento; se tienen que vender las dos cosas en conjunto, ya que son inherentes a la entidad.</w:t>
+      </w:r>
+    </w:p>
+    <w:p>
+      <w:pPr>
+        <w:rPr>
+          <w:lang w:val="es-419" w:eastAsia="es-CO"/>
+        </w:rPr>
+      </w:pPr>
+      <w:r>
+        <w:rPr>
+          <w:lang w:val="es-419" w:eastAsia="es-CO"/>
+        </w:rPr>
+        <w:t>Activos intangibles identificables:</w:t>
+      </w:r>
+    </w:p>
+    <w:p>
+      <w:pPr>
+        <w:rPr>
+          <w:lang w:val="es-419" w:eastAsia="es-CO"/>
+        </w:rPr>
+      </w:pPr>
+      <w:r>
+        <w:rPr>
+          <w:lang w:val="es-419" w:eastAsia="es-CO"/>
+        </w:rPr>
+        <w:t>Contrario a los no identificables, los activos identificables son activos que se pueden separar. En este caso, podemos señalar algunos ejemplos como los relacionados con la tecnología, bases de datos, software, licencias, entre otros.</w:t>
+      </w:r>
+    </w:p>
+    <w:p>
+      <w:pPr>
+        <w:pStyle w:val="Ttulo2"/>
+      </w:pPr>
+      <w:bookmarkStart w:id="5" w:name="_Toc235196479"/>
+      <w:r>
+        <w:t xml:space="preserve">Reconocimiento y medición de </w:t>
+      </w:r>
+      <w:r>
         <w:t>i</w:t>
       </w:r>
       <w:r>
-        <w:rPr>
-          <w:b/>
-          <w:bCs/>
+        <w:t>ntangibles</w:t>
+      </w:r>
+      <w:bookmarkEnd w:id="5"/>
+    </w:p>
+    <w:p>
+      <w:pPr>
+        <w:pStyle w:val="Ttulo3"/>
+      </w:pPr>
+      <w:r>
+        <w:t xml:space="preserve">Reconocimiento de </w:t>
+      </w:r>
+      <w:r>
+        <w:t>i</w:t>
+      </w:r>
+      <w:r>
+        <w:t>ntangibles</w:t>
+      </w:r>
+    </w:p>
+    <w:p>
+      <w:pPr>
+        <w:rPr>
           <w:lang w:val="es-419" w:eastAsia="es-CO"/>
         </w:rPr>
-        <w:t xml:space="preserve">ntangibles </w:t>
-      </w:r>
-      <w:r>
-        <w:rPr>
-          <w:b/>
-          <w:bCs/>
+      </w:pPr>
+      <w:r>
+        <w:rPr>
           <w:lang w:val="es-419" w:eastAsia="es-CO"/>
         </w:rPr>
-        <w:t>n</w:t>
-      </w:r>
-      <w:r>
-        <w:rPr>
-          <w:b/>
-          <w:bCs/>
+        <w:t>Las Normas Internacionales de Información Financiera (NIIF) - NIC 38 Activos Intangibles, reconocerán los activos intangibles teniendo en cuenta la circunstancia o la eventualidad de la adquisición.</w:t>
+      </w:r>
+    </w:p>
+    <w:p>
+      <w:pPr>
+        <w:rPr>
           <w:lang w:val="es-419" w:eastAsia="es-CO"/>
         </w:rPr>
-        <w:t xml:space="preserve">o </w:t>
-      </w:r>
-      <w:r>
-        <w:rPr>
-          <w:b/>
-          <w:bCs/>
+      </w:pPr>
+      <w:r>
+        <w:rPr>
           <w:lang w:val="es-419" w:eastAsia="es-CO"/>
         </w:rPr>
-        <w:t>i</w:t>
-      </w:r>
-      <w:r>
-        <w:rPr>
-          <w:b/>
-          <w:bCs/>
+        <w:t>Estos activos pueden ser adquiridos por separado, como parte de una combinación de negocios, mediante una subvención del gobierno o a través de permuta.</w:t>
+      </w:r>
+    </w:p>
+    <w:p>
+      <w:pPr>
+        <w:rPr>
           <w:lang w:val="es-419" w:eastAsia="es-CO"/>
         </w:rPr>
-        <w:t>dentificables</w:t>
-      </w:r>
+      </w:pPr>
       <w:r>
         <w:rPr>
           <w:lang w:val="es-419" w:eastAsia="es-CO"/>
         </w:rPr>
-        <w:t>:</w:t>
-      </w:r>
-      <w:r>
-        <w:rPr>
-          <w:lang w:val="es-419" w:eastAsia="es-CO"/>
-        </w:rPr>
-        <w:t xml:space="preserve"> s</w:t>
-      </w:r>
-      <w:r>
-        <w:rPr>
-          <w:lang w:val="es-419" w:eastAsia="es-CO"/>
-        </w:rPr>
-        <w:t>on activos que no se pueden separar. Por ejemplo, una empresa no puede vender su posicionamiento porque tendría que vender toda la empresa, no puede vender por un lado la empresa y por otro lado el posicionamiento, se tienen que vender las dos cosas en conjunto, ya que son inherentes a la entidad.</w:t>
-      </w:r>
-    </w:p>
-    <w:p>
-      <w:pPr>
-        <w:pStyle w:val="Prrafodelista"/>
-        <w:numPr>
-          <w:ilvl w:val="0"/>
-          <w:numId w:val="41"/>
-        </w:numPr>
-        <w:rPr>
-          <w:lang w:val="es-419" w:eastAsia="es-CO"/>
-        </w:rPr>
-      </w:pPr>
-      <w:r>
-        <w:rPr>
-          <w:b/>
-          <w:bCs/>
-          <w:lang w:val="es-419" w:eastAsia="es-CO"/>
-        </w:rPr>
-        <w:t xml:space="preserve">Activos </w:t>
-      </w:r>
-      <w:r>
-        <w:rPr>
-          <w:b/>
-          <w:bCs/>
-          <w:lang w:val="es-419" w:eastAsia="es-CO"/>
-        </w:rPr>
-        <w:t>i</w:t>
-      </w:r>
-      <w:r>
-        <w:rPr>
-          <w:b/>
-          <w:bCs/>
-          <w:lang w:val="es-419" w:eastAsia="es-CO"/>
-        </w:rPr>
-        <w:t xml:space="preserve">ntangibles </w:t>
-      </w:r>
-      <w:r>
-        <w:rPr>
-          <w:b/>
-          <w:bCs/>
-          <w:lang w:val="es-419" w:eastAsia="es-CO"/>
-        </w:rPr>
-        <w:t>i</w:t>
-      </w:r>
-      <w:r>
-        <w:rPr>
-          <w:b/>
-          <w:bCs/>
-          <w:lang w:val="es-419" w:eastAsia="es-CO"/>
-        </w:rPr>
-        <w:t>dentificables</w:t>
-      </w:r>
-      <w:r>
-        <w:rPr>
-          <w:lang w:val="es-419" w:eastAsia="es-CO"/>
-        </w:rPr>
-        <w:t>:</w:t>
-      </w:r>
-      <w:r>
-        <w:rPr>
-          <w:lang w:val="es-419" w:eastAsia="es-CO"/>
-        </w:rPr>
-        <w:t xml:space="preserve"> c</w:t>
-      </w:r>
-      <w:r>
-        <w:rPr>
-          <w:lang w:val="es-419" w:eastAsia="es-CO"/>
-        </w:rPr>
-        <w:t xml:space="preserve">ontrario a los no identificables los activos identificables son activos que se pueden separar. En este caso, podemos señalar algunos ejemplos como, los relacionados con la tecnología, bases de datos, </w:t>
-      </w:r>
-      <w:r>
-        <w:rPr>
-          <w:rStyle w:val="Extranjerismo"/>
-          <w:lang w:val="es-419" w:eastAsia="es-CO"/>
-        </w:rPr>
-        <w:t>software</w:t>
-      </w:r>
-      <w:r>
-        <w:rPr>
-          <w:lang w:val="es-419" w:eastAsia="es-CO"/>
-        </w:rPr>
-        <w:t>, licencias, entre otros.</w:t>
-      </w:r>
-    </w:p>
-    <w:p>
-      <w:pPr>
-        <w:pStyle w:val="Ttulo2"/>
-      </w:pPr>
-      <w:bookmarkStart w:id="5" w:name="_Toc198657411"/>
-      <w:r>
-        <w:t xml:space="preserve">Reconocimiento y medición de </w:t>
-      </w:r>
-      <w:r>
-        <w:t>i</w:t>
-      </w:r>
-      <w:r>
-        <w:t>ntangibles</w:t>
-      </w:r>
-      <w:bookmarkEnd w:id="5"/>
-    </w:p>
-    <w:p>
-      <w:pPr>
-        <w:pStyle w:val="Ttulo3"/>
-      </w:pPr>
-      <w:r>
-        <w:t xml:space="preserve">Reconocimiento de </w:t>
-      </w:r>
-      <w:r>
-        <w:t>i</w:t>
-      </w:r>
-      <w:r>
-        <w:t>ntangibles</w:t>
-      </w:r>
-    </w:p>
-    <w:p>
-      <w:pPr>
-        <w:rPr>
-          <w:lang w:val="es-419" w:eastAsia="es-CO"/>
-        </w:rPr>
-      </w:pPr>
-      <w:r>
-        <w:rPr>
-          <w:lang w:val="es-419" w:eastAsia="es-CO"/>
-        </w:rPr>
-        <w:t>Las Normas Internacionales de Información Financiera (NIIF) - NIC 38 Activos Intangibles, reconocerán los activos intangibles teniendo en cuenta la circunstancia o la eventualidad de la adquisición.</w:t>
-      </w:r>
-    </w:p>
-    <w:p>
-      <w:pPr>
-        <w:rPr>
-          <w:lang w:val="es-419" w:eastAsia="es-CO"/>
-        </w:rPr>
-      </w:pPr>
-      <w:r>
-        <w:rPr>
-          <w:lang w:val="es-419" w:eastAsia="es-CO"/>
-        </w:rPr>
-        <w:t>Estos activos pueden ser adquiridos por separado, como parte de una combinación de negocios, mediante una subvención del gobierno o a través de permuta.</w:t>
-      </w:r>
-    </w:p>
-    <w:p>
-      <w:pPr>
-        <w:rPr>
-          <w:lang w:val="es-419" w:eastAsia="es-CO"/>
-        </w:rPr>
-      </w:pPr>
-      <w:r>
-        <w:rPr>
-          <w:lang w:val="es-419" w:eastAsia="es-CO"/>
-        </w:rPr>
-        <w:t xml:space="preserve">De igual manera, es importante tener claro que los activos intangibles cuando se adquieren por separado se reconocerán por el precio de adquisición y cualquier otro costo directamente atribuible a la preparación y puesta en marcha del activo, y cuando son adquiridos mediante permuta de activos, se reconocerán por el valor en libros del </w:t>
+        <w:t xml:space="preserve">De igual manera, es importante tener claro que los activos intangibles, cuando se adquieren por separado, se reconocerán por el precio de adquisición y cualquier otro costo directamente atribuible a la preparación y puesta en marcha del activo, y cuando son adquiridos mediante permuta de activos, se reconocerán por el valor en libros del </w:t>
       </w:r>
       <w:r>
         <w:rPr>
@@ -2786,14 +2729,14 @@
         <w:rPr>
           <w:lang w:val="es-419" w:eastAsia="es-CO"/>
         </w:rPr>
-        <w:t>De acuerdo con la NIC 38, un activo intangible se mide inicialmente al costo. Este costo comprende el precio de adquisición teniendo en cuenta los aranceles de importación e impuestos descontables en que se incurra sobre la adquisición, una vez aplicados los descuentos y rebajas comerciales, como también cualquier otro costo directamente atribuido y que implique la puesta en marcha y funcionamiento del activo.</w:t>
+        <w:t>De acuerdo con la NIC 38, un activo intangible se mide inicialmente al costo. Este costo comprende el precio de adquisición, teniendo en cuenta los aranceles de importación e impuestos descontables en que se incurra sobre la adquisición, una vez aplicados los descuentos y rebajas comerciales, como también cualquier otro costo directamente atribuido y que implique la puesta en marcha y funcionamiento del activo.</w:t>
       </w:r>
     </w:p>
     <w:p>
       <w:pPr>
         <w:pStyle w:val="Ttulo2"/>
       </w:pPr>
-      <w:bookmarkStart w:id="6" w:name="_Toc198657412"/>
+      <w:bookmarkStart w:id="6" w:name="_Toc235196480"/>
       <w:r>
         <w:t>Generalidades de intangibles: vida útil, periodo, método de amortización y valor razonable</w:t>
       </w:r>
@@ -2843,7 +2786,31 @@
         <w:rPr>
           <w:lang w:val="es-419" w:eastAsia="es-CO"/>
         </w:rPr>
-        <w:t>Normalmente los activos con vida útil finita se amortizan. Si, el activo tiene una vida infinita no se amortizará, pero cada periodo se deberá evaluar si existe o no deterioro.</w:t>
+        <w:t>Normalmente</w:t>
+      </w:r>
+      <w:r>
+        <w:rPr>
+          <w:lang w:val="es-419" w:eastAsia="es-CO"/>
+        </w:rPr>
+        <w:t>,</w:t>
+      </w:r>
+      <w:r>
+        <w:rPr>
+          <w:lang w:val="es-419" w:eastAsia="es-CO"/>
+        </w:rPr>
+        <w:t xml:space="preserve"> los activos con vida útil finita se amortizan. Si, el activo tiene una vida infinita</w:t>
+      </w:r>
+      <w:r>
+        <w:rPr>
+          <w:lang w:val="es-419" w:eastAsia="es-CO"/>
+        </w:rPr>
+        <w:t>,</w:t>
+      </w:r>
+      <w:r>
+        <w:rPr>
+          <w:lang w:val="es-419" w:eastAsia="es-CO"/>
+        </w:rPr>
+        <w:t xml:space="preserve"> no se amortizará, pero cada periodo se deberá evaluar si existe o no deterioro.</w:t>
       </w:r>
     </w:p>
     <w:p>
@@ -2909,19 +2876,6 @@
           <w:lang w:eastAsia="es-CO"/>
         </w:rPr>
         <w:t>A principios del año 20X3 la entidad analiza que la marca ha sufrido un deterioro del 30 % de su valor y que dejará de tener valor comercial y por tanto dejará de producir flujos de efectivo dentro de 4 años.</w:t>
-      </w:r>
-    </w:p>
-    <w:p>
-      <w:pPr>
-        <w:rPr>
-          <w:lang w:eastAsia="es-CO"/>
-        </w:rPr>
-      </w:pPr>
-      <w:r>
-        <w:rPr>
-          <w:lang w:eastAsia="es-CO"/>
-        </w:rPr>
-        <w:t>De acuerdo con la NIC 38, la vida útil es “el periodo durante el cual se espera que la entidad utilice el activo” o “el número de unidades de producción o similares que se espera obtener del mismo por parte de una entidad”.</w:t>
       </w:r>
     </w:p>
     <w:p>
@@ -3008,7 +2962,6 @@
           <w:p>
             <w:pPr>
               <w:ind w:firstLine="0"/>
-              <w:jc w:val="center"/>
               <w:rPr>
                 <w:lang w:eastAsia="es-CO"/>
               </w:rPr>
@@ -3028,7 +2981,6 @@
           <w:p>
             <w:pPr>
               <w:ind w:firstLine="0"/>
-              <w:jc w:val="center"/>
               <w:rPr>
                 <w:lang w:eastAsia="es-CO"/>
               </w:rPr>
@@ -3048,7 +3000,6 @@
           <w:p>
             <w:pPr>
               <w:ind w:firstLine="0"/>
-              <w:jc w:val="center"/>
               <w:rPr>
                 <w:lang w:eastAsia="es-CO"/>
               </w:rPr>
@@ -3075,13 +3026,7 @@
               <w:pStyle w:val="TextoTablas"/>
             </w:pPr>
             <w:r>
-              <w:t>Propiedad industrial</w:t>
-            </w:r>
-            <w:r>
-              <w:t xml:space="preserve"> -</w:t>
-            </w:r>
-            <w:r>
-              <w:t xml:space="preserve"> patente</w:t>
+              <w:t>Propiedad industrial patente</w:t>
             </w:r>
           </w:p>
         </w:tc>
@@ -3127,16 +3072,7 @@
               <w:pStyle w:val="TextoTablas"/>
             </w:pPr>
             <w:r>
-              <w:t>Propiedad industrial</w:t>
-            </w:r>
-            <w:r>
-              <w:t xml:space="preserve"> -</w:t>
-            </w:r>
-            <w:r>
-              <w:t xml:space="preserve"> </w:t>
-            </w:r>
-            <w:r>
-              <w:t>marca</w:t>
+              <w:t>Propiedad industrial patente</w:t>
             </w:r>
           </w:p>
         </w:tc>
@@ -3227,12 +3163,31 @@
     </w:tbl>
     <w:p>
       <w:pPr>
-        <w:pStyle w:val="Tabla"/>
-        <w:numPr>
-          <w:ilvl w:val="0"/>
-          <w:numId w:val="0"/>
-        </w:numPr>
-        <w:ind w:left="1134"/>
+        <w:ind w:firstLine="0"/>
+        <w:rPr>
+          <w:lang w:val="es-419" w:eastAsia="es-CO"/>
+        </w:rPr>
+      </w:pPr>
+    </w:p>
+    <w:p>
+      <w:pPr>
+        <w:ind w:firstLine="0"/>
+        <w:rPr>
+          <w:lang w:val="es-419" w:eastAsia="es-CO"/>
+        </w:rPr>
+      </w:pPr>
+    </w:p>
+    <w:p>
+      <w:pPr>
+        <w:ind w:firstLine="0"/>
+        <w:rPr>
+          <w:lang w:val="es-419" w:eastAsia="es-CO"/>
+        </w:rPr>
+      </w:pPr>
+    </w:p>
+    <w:p>
+      <w:pPr>
+        <w:ind w:firstLine="0"/>
         <w:rPr>
           <w:lang w:val="es-419" w:eastAsia="es-CO"/>
         </w:rPr>
@@ -3289,7 +3244,6 @@
           <w:p>
             <w:pPr>
               <w:ind w:firstLine="0"/>
-              <w:jc w:val="center"/>
               <w:rPr>
                 <w:lang w:eastAsia="es-CO"/>
               </w:rPr>
@@ -3309,7 +3263,6 @@
           <w:p>
             <w:pPr>
               <w:ind w:firstLine="0"/>
-              <w:jc w:val="center"/>
               <w:rPr>
                 <w:lang w:eastAsia="es-CO"/>
               </w:rPr>
@@ -3329,7 +3282,6 @@
           <w:p>
             <w:pPr>
               <w:ind w:firstLine="0"/>
-              <w:jc w:val="center"/>
               <w:rPr>
                 <w:lang w:eastAsia="es-CO"/>
               </w:rPr>
@@ -3577,7 +3529,6 @@
           <w:p>
             <w:pPr>
               <w:ind w:firstLine="0"/>
-              <w:jc w:val="center"/>
               <w:rPr>
                 <w:lang w:eastAsia="es-CO"/>
               </w:rPr>
@@ -3597,7 +3548,6 @@
           <w:p>
             <w:pPr>
               <w:ind w:firstLine="0"/>
-              <w:jc w:val="center"/>
               <w:rPr>
                 <w:lang w:eastAsia="es-CO"/>
               </w:rPr>
@@ -3617,7 +3567,6 @@
           <w:p>
             <w:pPr>
               <w:ind w:firstLine="0"/>
-              <w:jc w:val="center"/>
               <w:rPr>
                 <w:lang w:eastAsia="es-CO"/>
               </w:rPr>
@@ -3804,7 +3753,6 @@
           <w:p>
             <w:pPr>
               <w:ind w:firstLine="0"/>
-              <w:jc w:val="center"/>
               <w:rPr>
                 <w:lang w:eastAsia="es-CO"/>
               </w:rPr>
@@ -3824,7 +3772,6 @@
           <w:p>
             <w:pPr>
               <w:ind w:firstLine="0"/>
-              <w:jc w:val="center"/>
               <w:rPr>
                 <w:lang w:eastAsia="es-CO"/>
               </w:rPr>
@@ -3844,7 +3791,6 @@
           <w:p>
             <w:pPr>
               <w:ind w:firstLine="0"/>
-              <w:jc w:val="center"/>
               <w:rPr>
                 <w:lang w:eastAsia="es-CO"/>
               </w:rPr>
@@ -4015,7 +3961,7 @@
         <w:rPr>
           <w:lang w:val="es-419" w:eastAsia="es-CO"/>
         </w:rPr>
-        <w:t>De acuerdo con el ejercicio anterior, la amortización es la distribución sistémica a lo largo de la vida útil de un activo con vida útil finita: es decir, se debe dividir el valor total del año en doce meses para poder registrar el valor correspondiente a cada mes.</w:t>
+        <w:t>De acuerdo con el ejercicio anterior, la amortización es la distribución sistémica a lo largo de la vida útil de un activo con vida útil finita; es decir, se debe dividir el valor total del año en doce meses para poder registrar el valor correspondiente a cada mes.</w:t>
       </w:r>
     </w:p>
     <w:p>
@@ -4068,7 +4014,6 @@
           <w:p>
             <w:pPr>
               <w:ind w:firstLine="0"/>
-              <w:jc w:val="center"/>
               <w:rPr>
                 <w:lang w:eastAsia="es-CO"/>
               </w:rPr>
@@ -4088,7 +4033,6 @@
           <w:p>
             <w:pPr>
               <w:ind w:firstLine="0"/>
-              <w:jc w:val="center"/>
               <w:rPr>
                 <w:lang w:eastAsia="es-CO"/>
               </w:rPr>
@@ -4108,7 +4052,6 @@
           <w:p>
             <w:pPr>
               <w:ind w:firstLine="0"/>
-              <w:jc w:val="center"/>
               <w:rPr>
                 <w:lang w:eastAsia="es-CO"/>
               </w:rPr>
@@ -4455,7 +4398,7 @@
       <w:pPr>
         <w:pStyle w:val="Ttulo2"/>
       </w:pPr>
-      <w:bookmarkStart w:id="7" w:name="_Toc198657413"/>
+      <w:bookmarkStart w:id="7" w:name="_Toc235196481"/>
       <w:r>
         <w:t>Política contable de intangibles</w:t>
       </w:r>
@@ -4477,29 +4420,15 @@
     <w:p>
       <w:pPr>
         <w:rPr>
-          <w:lang w:val="es-419" w:eastAsia="es-CO"/>
-        </w:rPr>
-      </w:pPr>
-      <w:r>
-        <w:rPr>
-          <w:lang w:val="es-419" w:eastAsia="es-CO"/>
-        </w:rPr>
-        <w:t>La organización deberá optar, como política contable por el modelo del costo o el modelo de revaluación, según indican los párrafos 74 y 75 respectivamente de la NIC 38. La norma también indica que, si un activo intangible, por ejemplo, se contabiliza según el modelo del costo, todos los demás activos clasificados en la misma clase se deberán contabilizar con el mismo modelo.</w:t>
-      </w:r>
-    </w:p>
-    <w:p>
-      <w:pPr>
-        <w:rPr>
           <w:lang w:eastAsia="es-CO"/>
         </w:rPr>
       </w:pPr>
-    </w:p>
-    <w:p>
-      <w:pPr>
+      <w:r>
         <w:rPr>
           <w:lang w:eastAsia="es-CO"/>
         </w:rPr>
-      </w:pPr>
+        <w:t>La organización deberá optar, como política contable, el modelo del costo o el modelo de revaluación, según indican los párrafos 74 y 75, respectivamente, de la NIC 38. La norma también indica que, si un activo intangible, por ejemplo, se contabiliza según el modelo del costo, todos los demás activos clasificados en la misma clase se deberán contabilizar con el mismo modelo.</w:t>
+      </w:r>
     </w:p>
     <w:p>
       <w:pPr>
@@ -4517,9 +4446,23 @@
     </w:p>
     <w:p>
       <w:pPr>
+        <w:rPr>
+          <w:lang w:eastAsia="es-CO"/>
+        </w:rPr>
+      </w:pPr>
+    </w:p>
+    <w:p>
+      <w:pPr>
+        <w:rPr>
+          <w:lang w:eastAsia="es-CO"/>
+        </w:rPr>
+      </w:pPr>
+    </w:p>
+    <w:p>
+      <w:pPr>
         <w:pStyle w:val="Ttulo1"/>
       </w:pPr>
-      <w:bookmarkStart w:id="8" w:name="_Toc198657414"/>
+      <w:bookmarkStart w:id="8" w:name="_Toc235196482"/>
       <w:r>
         <w:lastRenderedPageBreak/>
         <w:t>Diferidos</w:t>
@@ -4534,22 +4477,16 @@
       </w:pPr>
       <w:r>
         <w:rPr>
-          <w:lang w:eastAsia="es-CO"/>
-        </w:rPr>
-        <w:t>Los cargos diferidos se pueden dividir en dos partes: </w:t>
-      </w:r>
-      <w:r>
-        <w:rPr>
-          <w:lang w:eastAsia="es-CO"/>
-        </w:rPr>
-        <w:t>diferidos propiamente dicho y los gastos pagados por anticipado.</w:t>
+          <w:lang w:val="es-419" w:eastAsia="es-CO"/>
+        </w:rPr>
+        <w:t>Los cargos diferidos se pueden dividir en dos partes: diferidos propiamente dichos y los gastos pagados por anticipado.</w:t>
       </w:r>
     </w:p>
     <w:p>
       <w:pPr>
         <w:pStyle w:val="Ttulo2"/>
       </w:pPr>
-      <w:bookmarkStart w:id="9" w:name="_Toc198657415"/>
+      <w:bookmarkStart w:id="9" w:name="_Toc235196483"/>
       <w:r>
         <w:t>Concepto de cargos diferidos</w:t>
       </w:r>
@@ -4572,7 +4509,7 @@
       <w:pPr>
         <w:pStyle w:val="Ttulo2"/>
       </w:pPr>
-      <w:bookmarkStart w:id="10" w:name="_Toc198657416"/>
+      <w:bookmarkStart w:id="10" w:name="_Toc235196484"/>
       <w:r>
         <w:t>Concepto de gastos pagados por anticipado</w:t>
       </w:r>
@@ -4647,7 +4584,7 @@
       <w:pPr>
         <w:pStyle w:val="Ttulo2"/>
       </w:pPr>
-      <w:bookmarkStart w:id="11" w:name="_Toc198657417"/>
+      <w:bookmarkStart w:id="11" w:name="_Toc235196485"/>
       <w:r>
         <w:lastRenderedPageBreak/>
         <w:t>Reconocimiento y medición</w:t>
@@ -4685,7 +4622,7 @@
         <w:rPr>
           <w:lang w:val="es-419" w:eastAsia="es-CO"/>
         </w:rPr>
-        <w:t>Los desembolsos sobre un activo intangible, reconocidos inicialmente como gastos del periodo no se reconocerán posteriormente como parte del costo de un activo intangible.</w:t>
+        <w:t>Los desembolsos sobre un activo intangible, reconocidos inicialmente como gastos del periodo, no se reconocerán posteriormente como parte del costo de un activo intangible.</w:t>
       </w:r>
     </w:p>
     <w:p>
@@ -4723,7 +4660,7 @@
         <w:rPr>
           <w:lang w:eastAsia="es-CO"/>
         </w:rPr>
-        <w:t>Párrafo 28 NIC 38 Activos intangibles: a) los costos de introducción de un nuevo producto o servicio (incluyendo los costos de actividades publicitarias y promocionales); b) los costos de apertura del negocio en una nueva localización o dirigirlo a un nuevo segmento de clientela (incluyendo los costos de formación del personal); y (c) los costos de administración y otros costos indirectos generales.</w:t>
+        <w:t>Párrafo 28 NIC 38 Activos intangibles: a) los costos de introducción de un nuevo producto o servicio (incluyendo los costos de actividades publicitarias y promocionales); b) los costos de apertura del negocio en una nueva localización o dirigirlo a un nuevo segmento de clientela (incluyendo los costos de formación del personal); y c) los costos de administración y otros costos indirectos generales.</w:t>
       </w:r>
     </w:p>
     <w:p>
@@ -4908,7 +4845,13 @@
         <w:rPr>
           <w:lang w:eastAsia="es-CO"/>
         </w:rPr>
-        <w:t>$3.750.000</w:t>
+        <w:t>$</w:t>
+      </w:r>
+      <w:r>
+        <w:rPr>
+          <w:lang w:eastAsia="es-CO"/>
+        </w:rPr>
+        <w:t>3.570.000.</w:t>
       </w:r>
     </w:p>
     <w:p>
@@ -4962,7 +4905,6 @@
           <w:p>
             <w:pPr>
               <w:ind w:firstLine="0"/>
-              <w:jc w:val="center"/>
               <w:rPr>
                 <w:lang w:eastAsia="es-CO"/>
               </w:rPr>
@@ -4982,7 +4924,6 @@
           <w:p>
             <w:pPr>
               <w:ind w:firstLine="0"/>
-              <w:jc w:val="center"/>
               <w:rPr>
                 <w:lang w:eastAsia="es-CO"/>
               </w:rPr>
@@ -5002,7 +4943,6 @@
           <w:p>
             <w:pPr>
               <w:ind w:firstLine="0"/>
-              <w:jc w:val="center"/>
               <w:rPr>
                 <w:lang w:eastAsia="es-CO"/>
               </w:rPr>
@@ -5214,7 +5154,6 @@
           <w:p>
             <w:pPr>
               <w:ind w:firstLine="0"/>
-              <w:jc w:val="center"/>
               <w:rPr>
                 <w:lang w:eastAsia="es-CO"/>
               </w:rPr>
@@ -5234,7 +5173,6 @@
           <w:p>
             <w:pPr>
               <w:ind w:firstLine="0"/>
-              <w:jc w:val="center"/>
               <w:rPr>
                 <w:lang w:eastAsia="es-CO"/>
               </w:rPr>
@@ -5254,7 +5192,6 @@
           <w:p>
             <w:pPr>
               <w:ind w:firstLine="0"/>
-              <w:jc w:val="center"/>
               <w:rPr>
                 <w:lang w:eastAsia="es-CO"/>
               </w:rPr>
@@ -5491,7 +5428,6 @@
           <w:p>
             <w:pPr>
               <w:ind w:firstLine="0"/>
-              <w:jc w:val="center"/>
               <w:rPr>
                 <w:lang w:eastAsia="es-CO"/>
               </w:rPr>
@@ -5511,7 +5447,6 @@
           <w:p>
             <w:pPr>
               <w:ind w:firstLine="0"/>
-              <w:jc w:val="center"/>
               <w:rPr>
                 <w:lang w:eastAsia="es-CO"/>
               </w:rPr>
@@ -5531,7 +5466,6 @@
           <w:p>
             <w:pPr>
               <w:ind w:firstLine="0"/>
-              <w:jc w:val="center"/>
               <w:rPr>
                 <w:lang w:eastAsia="es-CO"/>
               </w:rPr>
@@ -5709,7 +5643,6 @@
           <w:p>
             <w:pPr>
               <w:ind w:firstLine="0"/>
-              <w:jc w:val="center"/>
               <w:rPr>
                 <w:lang w:eastAsia="es-CO"/>
               </w:rPr>
@@ -5729,7 +5662,6 @@
           <w:p>
             <w:pPr>
               <w:ind w:firstLine="0"/>
-              <w:jc w:val="center"/>
               <w:rPr>
                 <w:lang w:eastAsia="es-CO"/>
               </w:rPr>
@@ -5749,7 +5681,6 @@
           <w:p>
             <w:pPr>
               <w:ind w:firstLine="0"/>
-              <w:jc w:val="center"/>
               <w:rPr>
                 <w:lang w:eastAsia="es-CO"/>
               </w:rPr>
@@ -5916,19 +5847,7 @@
           <w:lang w:eastAsia="es-CO"/>
         </w:rPr>
         <w:lastRenderedPageBreak/>
-        <w:t xml:space="preserve">Registro contable </w:t>
-      </w:r>
-      <w:r>
-        <w:rPr>
-          <w:lang w:eastAsia="es-CO"/>
-        </w:rPr>
-        <w:t>a</w:t>
-      </w:r>
-      <w:r>
-        <w:rPr>
-          <w:lang w:eastAsia="es-CO"/>
-        </w:rPr>
-        <w:t>mortización mensual de póliza de seguros</w:t>
+        <w:t>Registro contable - Amortización mensual de póliza de seguros</w:t>
       </w:r>
     </w:p>
     <w:tbl>
@@ -5955,7 +5874,6 @@
           <w:p>
             <w:pPr>
               <w:ind w:firstLine="0"/>
-              <w:jc w:val="center"/>
               <w:rPr>
                 <w:lang w:eastAsia="es-CO"/>
               </w:rPr>
@@ -5975,7 +5893,6 @@
           <w:p>
             <w:pPr>
               <w:ind w:firstLine="0"/>
-              <w:jc w:val="center"/>
               <w:rPr>
                 <w:lang w:eastAsia="es-CO"/>
               </w:rPr>
@@ -5995,7 +5912,6 @@
           <w:p>
             <w:pPr>
               <w:ind w:firstLine="0"/>
-              <w:jc w:val="center"/>
               <w:rPr>
                 <w:lang w:eastAsia="es-CO"/>
               </w:rPr>
@@ -6170,7 +6086,7 @@
       <w:pPr>
         <w:pStyle w:val="Ttulo2"/>
       </w:pPr>
-      <w:bookmarkStart w:id="12" w:name="_Toc198657418"/>
+      <w:bookmarkStart w:id="12" w:name="_Toc235196486"/>
       <w:r>
         <w:t>Retiros, enajenaciones y revelación</w:t>
       </w:r>
@@ -6254,7 +6170,19 @@
         <w:rPr>
           <w:lang w:eastAsia="es-CO"/>
         </w:rPr>
-        <w:t>La revelación de los activos intangibles debe incluir: las bases de medición, el método de amortización, las vidas útiles o las tasas de amortización utilizadas, conciliación de los movimientos del período para cada clase de activo intangible, método de medición (Costo / revaluación), desembolsos por investigación y desarrollo entre otros.</w:t>
+        <w:t>La revelación de los activos intangibles debe incluir: las bases de medición, el método de amortización, las vidas útiles o las tasas de amortización utilizadas, conciliación de los movimientos del período para cada clase de activo intangible, método de medición (Costo / revaluación), desembolsos por investigación y desarrollo</w:t>
+      </w:r>
+      <w:r>
+        <w:rPr>
+          <w:lang w:eastAsia="es-CO"/>
+        </w:rPr>
+        <w:t>,</w:t>
+      </w:r>
+      <w:r>
+        <w:rPr>
+          <w:lang w:eastAsia="es-CO"/>
+        </w:rPr>
+        <w:t xml:space="preserve"> entre otros.</w:t>
       </w:r>
     </w:p>
     <w:p>
@@ -6272,7 +6200,7 @@
           <w:lang w:val="es-CO"/>
         </w:rPr>
       </w:pPr>
-      <w:bookmarkStart w:id="13" w:name="_Toc198657419"/>
+      <w:bookmarkStart w:id="13" w:name="_Toc235196487"/>
       <w:r>
         <w:rPr>
           <w:lang w:val="es-CO"/>
@@ -6324,10 +6252,10 @@
           <w:lang w:eastAsia="es-CO"/>
         </w:rPr>
         <w:drawing>
-          <wp:inline distT="0" distB="0" distL="0" distR="0" wp14:anchorId="0EFAE57D" wp14:editId="00869F0D">
-            <wp:extent cx="5848350" cy="3967518"/>
-            <wp:effectExtent l="0" t="0" r="0" b="0"/>
-            <wp:docPr id="543525562" name="Gráfico 4" descr="Síntesis sobre activos intangibles y diferidos según la NIC 38 que incluye categorías como definición, clasificación (identificables y no identificables), criterios de reconocimiento, vida útil (finita e indefinida), amortización, políticas contables (modelo del costo y de revaluación), diferidos y criterios para baja y revelación."/>
+          <wp:inline distT="0" distB="0" distL="0" distR="0" wp14:anchorId="52A6BDC1" wp14:editId="79C5FC0B">
+            <wp:extent cx="5961272" cy="4061460"/>
+            <wp:effectExtent l="0" t="0" r="1905" b="0"/>
+            <wp:docPr id="881313339" name="Gráfico 4" descr="Diagrama de síntesis sobre “Activos intangibles y diferidos – NIC 38”. Explica que los activos intangibles no tienen forma física y generan valor; se clasifican en identificables, como licencias, y no identificables, como el prestigio. Su reconocimiento ocurre cuando se adquieren por compra, permuta o subvención y se registran al costo o valor razonable. La vida útil puede ser finita, con amortización, o indefinida, sin amortización pero con evaluación de deterioro. La amortización inicia cuando el activo entra en uso y se distribuye en el tiempo. También presenta las políticas contables de costo y revaluación, los gastos diferidos pagados antes de usarse y la baja del activo cuando deja de generar valor, junto con la revelación de información relevante en los estados financieros."/>
             <wp:cNvGraphicFramePr>
               <a:graphicFrameLocks xmlns:a="http://schemas.openxmlformats.org/drawingml/2006/main" noChangeAspect="1"/>
             </wp:cNvGraphicFramePr>
@@ -6335,7 +6263,7 @@
               <a:graphicData uri="http://schemas.openxmlformats.org/drawingml/2006/picture">
                 <pic:pic xmlns:pic="http://schemas.openxmlformats.org/drawingml/2006/picture">
                   <pic:nvPicPr>
-                    <pic:cNvPr id="543525562" name="Gráfico 4" descr="Síntesis sobre activos intangibles y diferidos según la NIC 38 que incluye categorías como definición, clasificación (identificables y no identificables), criterios de reconocimiento, vida útil (finita e indefinida), amortización, políticas contables (modelo del costo y de revaluación), diferidos y criterios para baja y revelación."/>
+                    <pic:cNvPr id="881313339" name="Gráfico 4" descr="Diagrama de síntesis sobre “Activos intangibles y diferidos – NIC 38”. Explica que los activos intangibles no tienen forma física y generan valor; se clasifican en identificables, como licencias, y no identificables, como el prestigio. Su reconocimiento ocurre cuando se adquieren por compra, permuta o subvención y se registran al costo o valor razonable. La vida útil puede ser finita, con amortización, o indefinida, sin amortización pero con evaluación de deterioro. La amortización inicia cuando el activo entra en uso y se distribuye en el tiempo. También presenta las políticas contables de costo y revaluación, los gastos diferidos pagados antes de usarse y la baja del activo cuando deja de generar valor, junto con la revelación de información relevante en los estados financieros."/>
                     <pic:cNvPicPr/>
                   </pic:nvPicPr>
                   <pic:blipFill>
@@ -6353,7 +6281,7 @@
                   <pic:spPr>
                     <a:xfrm>
                       <a:off x="0" y="0"/>
-                      <a:ext cx="5855474" cy="3972351"/>
+                      <a:ext cx="5964493" cy="4063655"/>
                     </a:xfrm>
                     <a:prstGeom prst="rect">
                       <a:avLst/>
@@ -6399,7 +6327,7 @@
           <w:lang w:val="es-CO"/>
         </w:rPr>
       </w:pPr>
-      <w:bookmarkStart w:id="14" w:name="_Toc198657420"/>
+      <w:bookmarkStart w:id="14" w:name="_Toc235196488"/>
       <w:r>
         <w:rPr>
           <w:lang w:val="es-CO"/>
@@ -6621,7 +6549,7 @@
           <w:lang w:val="es-CO"/>
         </w:rPr>
       </w:pPr>
-      <w:bookmarkStart w:id="15" w:name="_Toc198657421"/>
+      <w:bookmarkStart w:id="15" w:name="_Toc235196489"/>
       <w:r>
         <w:rPr>
           <w:lang w:val="es-CO"/>
@@ -6633,33 +6561,23 @@
     </w:p>
     <w:p>
       <w:pPr>
-        <w:ind w:left="709" w:firstLine="0"/>
-      </w:pPr>
-      <w:r>
         <w:rPr>
           <w:b/>
           <w:bCs/>
         </w:rPr>
-        <w:t>Activo</w:t>
-      </w:r>
-      <w:r>
-        <w:t>:</w:t>
-      </w:r>
+      </w:pPr>
       <w:r>
         <w:rPr>
           <w:b/>
           <w:bCs/>
         </w:rPr>
-        <w:t xml:space="preserve"> </w:t>
-      </w:r>
-      <w:r>
-        <w:t>es la distribución sistemática del importe depreciable del activo intangible durante la vida útil; el activo útil es un recurso controlado por la entidad como resultado de sucesos pasados y del que la entidad espera obtener beneficios económicos futuros. (IFRS, 2008, pág. 3)</w:t>
-      </w:r>
-    </w:p>
-    <w:p>
-      <w:pPr>
-        <w:ind w:left="709" w:firstLine="0"/>
-      </w:pPr>
+        <w:t xml:space="preserve">Activo: </w:t>
+      </w:r>
+      <w:r>
+        <w:t>recurso controlado por una entidad como resultado de sucesos pasados, del que se espera obtener beneficios económicos futuros.</w:t>
+      </w:r>
+    </w:p>
+    <w:p>
       <w:r>
         <w:rPr>
           <w:b/>
@@ -6682,9 +6600,6 @@
       </w:r>
     </w:p>
     <w:p>
-      <w:pPr>
-        <w:ind w:left="709" w:firstLine="0"/>
-      </w:pPr>
       <w:r>
         <w:rPr>
           <w:b/>
@@ -6707,9 +6622,6 @@
       </w:r>
     </w:p>
     <w:p>
-      <w:pPr>
-        <w:ind w:left="709" w:firstLine="0"/>
-      </w:pPr>
       <w:r>
         <w:rPr>
           <w:b/>
@@ -6732,9 +6644,6 @@
       </w:r>
     </w:p>
     <w:p>
-      <w:pPr>
-        <w:ind w:left="709" w:firstLine="0"/>
-      </w:pPr>
       <w:r>
         <w:rPr>
           <w:b/>
@@ -6757,9 +6666,6 @@
       </w:r>
     </w:p>
     <w:p>
-      <w:pPr>
-        <w:ind w:left="709" w:firstLine="0"/>
-      </w:pPr>
       <w:r>
         <w:rPr>
           <w:b/>
@@ -6772,9 +6678,6 @@
       </w:r>
     </w:p>
     <w:p>
-      <w:pPr>
-        <w:ind w:left="709" w:firstLine="0"/>
-      </w:pPr>
       <w:r>
         <w:rPr>
           <w:b/>
@@ -6793,22 +6696,16 @@
         <w:t> </w:t>
       </w:r>
       <w:r>
-        <w:t xml:space="preserve">representan una erogación efectuada por servicios que se van a recibir o por bienes que se van a consumir en el uso </w:t>
-      </w:r>
-      <w:r>
-        <w:lastRenderedPageBreak/>
-        <w:t>exclusivo del negocio y cuyo propósito no es el de venderlos ni utilizarlos en el proceso productivo.</w:t>
-      </w:r>
-    </w:p>
-    <w:p>
-      <w:pPr>
-        <w:ind w:left="709" w:firstLine="0"/>
-      </w:pPr>
+        <w:t>representan una erogación efectuada por servicios que se van a recibir o por bienes que se van a consumir en el uso exclusivo del negocio y cuyo propósito no es el de venderlos ni utilizarlos en el proceso productivo.</w:t>
+      </w:r>
+    </w:p>
+    <w:p>
       <w:r>
         <w:rPr>
           <w:b/>
           <w:bCs/>
         </w:rPr>
+        <w:lastRenderedPageBreak/>
         <w:t>NIC</w:t>
       </w:r>
       <w:r>
@@ -6826,9 +6723,6 @@
       </w:r>
     </w:p>
     <w:p>
-      <w:pPr>
-        <w:ind w:left="709" w:firstLine="0"/>
-      </w:pPr>
       <w:r>
         <w:rPr>
           <w:b/>
@@ -6847,9 +6741,6 @@
       </w:r>
     </w:p>
     <w:p>
-      <w:pPr>
-        <w:ind w:left="709" w:firstLine="0"/>
-      </w:pPr>
       <w:r>
         <w:rPr>
           <w:b/>
@@ -6872,9 +6763,6 @@
       </w:r>
     </w:p>
     <w:p>
-      <w:pPr>
-        <w:ind w:left="709" w:firstLine="0"/>
-      </w:pPr>
       <w:r>
         <w:rPr>
           <w:b/>
@@ -6887,9 +6775,6 @@
       </w:r>
     </w:p>
     <w:p>
-      <w:pPr>
-        <w:ind w:left="709" w:firstLine="0"/>
-      </w:pPr>
       <w:r>
         <w:rPr>
           <w:b/>
@@ -6912,9 +6797,6 @@
       </w:r>
     </w:p>
     <w:p>
-      <w:pPr>
-        <w:ind w:left="709" w:firstLine="0"/>
-      </w:pPr>
       <w:r>
         <w:rPr>
           <w:b/>
@@ -6948,7 +6830,7 @@
           <w:lang w:val="es-CO"/>
         </w:rPr>
       </w:pPr>
-      <w:bookmarkStart w:id="16" w:name="_Toc198657422"/>
+      <w:bookmarkStart w:id="16" w:name="_Toc235196490"/>
       <w:r>
         <w:rPr>
           <w:lang w:val="es-CO"/>
@@ -7045,12 +6927,17 @@
       </w:r>
     </w:p>
     <w:p>
+      <w:pPr>
+        <w:rPr>
+          <w:b/>
+        </w:rPr>
+      </w:pPr>
       <w:hyperlink r:id="rId20" w:history="1">
         <w:r>
           <w:rPr>
             <w:rStyle w:val="Hipervnculo"/>
           </w:rPr>
-          <w:t>http://suin.gov.co/viewDocument.asp?id=1776952</w:t>
+          <w:t>https://www.funcionpublica.gov.co/eva/gestornormativo/norma.php?i=75511</w:t>
         </w:r>
       </w:hyperlink>
     </w:p>
@@ -7061,12 +6948,25 @@
           <w:lang w:val="es-CO"/>
         </w:rPr>
       </w:pPr>
-      <w:bookmarkStart w:id="17" w:name="_Toc198657423"/>
+      <w:r>
+        <w:rPr>
+          <w:rFonts w:asciiTheme="minorHAnsi" w:eastAsiaTheme="minorHAnsi" w:hAnsiTheme="minorHAnsi" w:cstheme="minorBidi"/>
+          <w:b w:val="0"/>
+          <w:color w:val="auto"/>
+          <w:kern w:val="2"/>
+          <w:sz w:val="28"/>
+          <w:szCs w:val="22"/>
+          <w:lang w:val="es-CO" w:eastAsia="en-US"/>
+          <w14:ligatures w14:val="standardContextual"/>
+        </w:rPr>
+        <w:lastRenderedPageBreak/>
+        <w:t xml:space="preserve"> </w:t>
+      </w:r>
+      <w:bookmarkStart w:id="17" w:name="_Toc235196491"/>
       <w:r>
         <w:rPr>
           <w:lang w:val="es-CO"/>
         </w:rPr>
-        <w:lastRenderedPageBreak/>
         <w:t>Créditos</w:t>
       </w:r>
       <w:bookmarkEnd w:id="17"/>
@@ -7178,7 +7078,7 @@
               <w:rPr>
                 <w:lang w:val="es-CO"/>
               </w:rPr>
-              <w:t>Milady Tatiana Villamil Castellanos</w:t>
+              <w:t>Claudia Johanna Gómez Pérez</w:t>
             </w:r>
           </w:p>
         </w:tc>
@@ -7197,13 +7097,19 @@
               <w:rPr>
                 <w:lang w:val="es-CO"/>
               </w:rPr>
-              <w:t>R</w:t>
+              <w:t>Profesional 06</w:t>
             </w:r>
             <w:r>
               <w:rPr>
                 <w:lang w:val="es-CO"/>
               </w:rPr>
-              <w:t>esponsable del ecosistema</w:t>
+              <w:t xml:space="preserve">. </w:t>
+            </w:r>
+            <w:r>
+              <w:rPr>
+                <w:lang w:val="es-CO"/>
+              </w:rPr>
+              <w:t>Responsable Ecosistema Virtual de Recursos Educativos Digitales</w:t>
             </w:r>
           </w:p>
         </w:tc>
@@ -7222,7 +7128,7 @@
               <w:rPr>
                 <w:lang w:val="es-CO"/>
               </w:rPr>
-              <w:t>Dirección General</w:t>
+              <w:t>Centro Agroturístico- Regional Santander</w:t>
             </w:r>
           </w:p>
         </w:tc>
@@ -7549,9 +7455,15 @@
           <w:p>
             <w:pPr>
               <w:pStyle w:val="TextoTablas"/>
-            </w:pPr>
-            <w:r>
-              <w:t>Manuel Felipe Echavarría Orozco</w:t>
+              <w:rPr>
+                <w:lang w:val="es-CO"/>
+              </w:rPr>
+            </w:pPr>
+            <w:r>
+              <w:rPr>
+                <w:lang w:val="es-CO"/>
+              </w:rPr>
+              <w:t xml:space="preserve">Juan José Calderón Gutierrez </w:t>
             </w:r>
           </w:p>
         </w:tc>
@@ -7576,27 +7488,7 @@
               <w:rPr>
                 <w:lang w:val="es-CO"/>
               </w:rPr>
-              <w:t xml:space="preserve">esarrollador </w:t>
-            </w:r>
-            <w:r>
-              <w:rPr>
-                <w:rStyle w:val="Extranjerismo"/>
-                <w:lang w:val="es-CO"/>
-              </w:rPr>
-              <w:t>full</w:t>
-            </w:r>
-            <w:r>
-              <w:rPr>
-                <w:lang w:val="es-CO"/>
-              </w:rPr>
-              <w:t xml:space="preserve"> </w:t>
-            </w:r>
-            <w:r>
-              <w:rPr>
-                <w:rStyle w:val="Extranjerismo"/>
-                <w:lang w:val="es-CO"/>
-              </w:rPr>
-              <w:t>stack</w:t>
+              <w:t>iseñador de contenidos digitales</w:t>
             </w:r>
           </w:p>
         </w:tc>
@@ -7645,7 +7537,7 @@
               <w:pStyle w:val="TextoTablas"/>
             </w:pPr>
             <w:r>
-              <w:t>Adriana Marcela Suárez Eljure</w:t>
+              <w:t>Manuel Felipe Echavarría Orozco</w:t>
             </w:r>
           </w:p>
         </w:tc>
@@ -7664,8 +7556,23 @@
               <w:rPr>
                 <w:lang w:val="es-CO"/>
               </w:rPr>
-              <w:t>Producción audiovisual</w:t>
-            </w:r>
+              <w:t>D</w:t>
+            </w:r>
+            <w:r>
+              <w:rPr>
+                <w:lang w:val="es-CO"/>
+              </w:rPr>
+              <w:t xml:space="preserve">esarrollador </w:t>
+            </w:r>
+            <w:proofErr w:type="spellStart"/>
+            <w:r>
+              <w:rPr>
+                <w:rStyle w:val="Extranjerismo"/>
+                <w:lang w:val="es-CO"/>
+              </w:rPr>
+              <w:t>fullstack</w:t>
+            </w:r>
+            <w:proofErr w:type="spellEnd"/>
           </w:p>
         </w:tc>
         <w:tc>
@@ -7683,7 +7590,19 @@
               <w:rPr>
                 <w:lang w:val="es-CO"/>
               </w:rPr>
-              <w:t>Centro Industrial del Diseño y la Manufactura - Regional Santander</w:t>
+              <w:t>Centro Agroempresarial y Desarrollo Pecuario</w:t>
+            </w:r>
+            <w:r>
+              <w:rPr>
+                <w:lang w:val="es-CO"/>
+              </w:rPr>
+              <w:t xml:space="preserve"> - </w:t>
+            </w:r>
+            <w:r>
+              <w:rPr>
+                <w:lang w:val="es-CO"/>
+              </w:rPr>
+              <w:t>Regional Huila</w:t>
             </w:r>
           </w:p>
         </w:tc>
@@ -7698,7 +7617,7 @@
               <w:pStyle w:val="TextoTablas"/>
             </w:pPr>
             <w:r>
-              <w:t>Gilberto Junior Rodríguez Rodríguez</w:t>
+              <w:t>Cristian Fernando Martínez Sánchez</w:t>
             </w:r>
           </w:p>
         </w:tc>
@@ -7717,8 +7636,23 @@
               <w:rPr>
                 <w:lang w:val="es-CO"/>
               </w:rPr>
-              <w:t>Producción audiovisual</w:t>
-            </w:r>
+              <w:t>D</w:t>
+            </w:r>
+            <w:r>
+              <w:rPr>
+                <w:lang w:val="es-CO"/>
+              </w:rPr>
+              <w:t xml:space="preserve">esarrollador </w:t>
+            </w:r>
+            <w:proofErr w:type="spellStart"/>
+            <w:r>
+              <w:rPr>
+                <w:rStyle w:val="Extranjerismo"/>
+                <w:lang w:val="es-CO"/>
+              </w:rPr>
+              <w:t>fullstack</w:t>
+            </w:r>
+            <w:proofErr w:type="spellEnd"/>
           </w:p>
         </w:tc>
         <w:tc>
@@ -7736,7 +7670,19 @@
               <w:rPr>
                 <w:lang w:val="es-CO"/>
               </w:rPr>
-              <w:t>Centro Industrial del Diseño y la Manufactura - Regional Santander</w:t>
+              <w:t>Centro Agroempresarial y Desarrollo Pecuario</w:t>
+            </w:r>
+            <w:r>
+              <w:rPr>
+                <w:lang w:val="es-CO"/>
+              </w:rPr>
+              <w:t xml:space="preserve"> - </w:t>
+            </w:r>
+            <w:r>
+              <w:rPr>
+                <w:lang w:val="es-CO"/>
+              </w:rPr>
+              <w:t>Regional Huila</w:t>
             </w:r>
           </w:p>
         </w:tc>
@@ -7754,7 +7700,7 @@
               <w:pStyle w:val="TextoTablas"/>
             </w:pPr>
             <w:r>
-              <w:t>José Jaime Luis Tang Pinzón</w:t>
+              <w:t>Adriana Marcela Suárez Eljure</w:t>
             </w:r>
           </w:p>
         </w:tc>
@@ -7807,7 +7753,7 @@
               <w:pStyle w:val="TextoTablas"/>
             </w:pPr>
             <w:r>
-              <w:t>Nelson Vera</w:t>
+              <w:t>Gilberto Junior Rodríguez Rodríguez</w:t>
             </w:r>
           </w:p>
         </w:tc>
@@ -7863,7 +7809,7 @@
               <w:pStyle w:val="TextoTablas"/>
             </w:pPr>
             <w:r>
-              <w:t>Zuleidy María Ruiz Torres</w:t>
+              <w:t>José Jaime Luis Tang Pinzón</w:t>
             </w:r>
           </w:p>
         </w:tc>
@@ -7901,7 +7847,7 @@
               <w:rPr>
                 <w:lang w:val="es-CO"/>
               </w:rPr>
-              <w:t>Centro de Comercio y Servicios - Regional Tolima</w:t>
+              <w:t>Centro Industrial del Diseño y la Manufactura - Regional Santander</w:t>
             </w:r>
           </w:p>
         </w:tc>
@@ -7914,6 +7860,19 @@
           <w:p>
             <w:pPr>
               <w:pStyle w:val="TextoTablas"/>
+            </w:pPr>
+            <w:r>
+              <w:t>Nelson Vera</w:t>
+            </w:r>
+          </w:p>
+        </w:tc>
+        <w:tc>
+          <w:tcPr>
+            <w:tcW w:w="3261" w:type="dxa"/>
+          </w:tcPr>
+          <w:p>
+            <w:pPr>
+              <w:pStyle w:val="TextoTablas"/>
               <w:rPr>
                 <w:lang w:val="es-CO"/>
               </w:rPr>
@@ -7922,13 +7881,13 @@
               <w:rPr>
                 <w:lang w:val="es-CO"/>
               </w:rPr>
-              <w:t>Aixa Natalia Sendoya Fernández</w:t>
-            </w:r>
-          </w:p>
-        </w:tc>
-        <w:tc>
-          <w:tcPr>
-            <w:tcW w:w="3261" w:type="dxa"/>
+              <w:t>Producción audiovisual</w:t>
+            </w:r>
+          </w:p>
+        </w:tc>
+        <w:tc>
+          <w:tcPr>
+            <w:tcW w:w="3969" w:type="dxa"/>
           </w:tcPr>
           <w:p>
             <w:pPr>
@@ -7941,44 +7900,7 @@
               <w:rPr>
                 <w:lang w:val="es-CO"/>
               </w:rPr>
-              <w:t>V</w:t>
-            </w:r>
-            <w:r>
-              <w:rPr>
-                <w:lang w:val="es-CO"/>
-              </w:rPr>
-              <w:t>alidador de recursos educativos digitales</w:t>
-            </w:r>
-          </w:p>
-        </w:tc>
-        <w:tc>
-          <w:tcPr>
-            <w:tcW w:w="3969" w:type="dxa"/>
-          </w:tcPr>
-          <w:p>
-            <w:pPr>
-              <w:pStyle w:val="TextoTablas"/>
-              <w:rPr>
-                <w:lang w:val="es-CO"/>
-              </w:rPr>
-            </w:pPr>
-            <w:r>
-              <w:rPr>
-                <w:lang w:val="es-CO"/>
-              </w:rPr>
-              <w:t>Centro Agroempresarial y Desarrollo Pecuario</w:t>
-            </w:r>
-            <w:r>
-              <w:rPr>
-                <w:lang w:val="es-CO"/>
-              </w:rPr>
-              <w:t xml:space="preserve"> - </w:t>
-            </w:r>
-            <w:r>
-              <w:rPr>
-                <w:lang w:val="es-CO"/>
-              </w:rPr>
-              <w:t>Regional Huila</w:t>
+              <w:t>Centro Industrial del Diseño y la Manufactura - Regional Santander</w:t>
             </w:r>
           </w:p>
         </w:tc>
@@ -7994,6 +7916,20 @@
           <w:p>
             <w:pPr>
               <w:pStyle w:val="TextoTablas"/>
+            </w:pPr>
+            <w:r>
+              <w:lastRenderedPageBreak/>
+              <w:t>Zuleidy María Ruiz Torres</w:t>
+            </w:r>
+          </w:p>
+        </w:tc>
+        <w:tc>
+          <w:tcPr>
+            <w:tcW w:w="3261" w:type="dxa"/>
+          </w:tcPr>
+          <w:p>
+            <w:pPr>
+              <w:pStyle w:val="TextoTablas"/>
               <w:rPr>
                 <w:lang w:val="es-CO"/>
               </w:rPr>
@@ -8002,14 +7938,13 @@
               <w:rPr>
                 <w:lang w:val="es-CO"/>
               </w:rPr>
-              <w:lastRenderedPageBreak/>
-              <w:t>Jaime Hernán Tejada Llano</w:t>
-            </w:r>
-          </w:p>
-        </w:tc>
-        <w:tc>
-          <w:tcPr>
-            <w:tcW w:w="3261" w:type="dxa"/>
+              <w:t>Producción audiovisual</w:t>
+            </w:r>
+          </w:p>
+        </w:tc>
+        <w:tc>
+          <w:tcPr>
+            <w:tcW w:w="3969" w:type="dxa"/>
           </w:tcPr>
           <w:p>
             <w:pPr>
@@ -8022,44 +7957,7 @@
               <w:rPr>
                 <w:lang w:val="es-CO"/>
               </w:rPr>
-              <w:t>V</w:t>
-            </w:r>
-            <w:r>
-              <w:rPr>
-                <w:lang w:val="es-CO"/>
-              </w:rPr>
-              <w:t>alidador de recursos educativos digitales</w:t>
-            </w:r>
-          </w:p>
-        </w:tc>
-        <w:tc>
-          <w:tcPr>
-            <w:tcW w:w="3969" w:type="dxa"/>
-          </w:tcPr>
-          <w:p>
-            <w:pPr>
-              <w:pStyle w:val="TextoTablas"/>
-              <w:rPr>
-                <w:lang w:val="es-CO"/>
-              </w:rPr>
-            </w:pPr>
-            <w:r>
-              <w:rPr>
-                <w:lang w:val="es-CO"/>
-              </w:rPr>
-              <w:t>Centro Agroempresarial y Desarrollo Pecuario</w:t>
-            </w:r>
-            <w:r>
-              <w:rPr>
-                <w:lang w:val="es-CO"/>
-              </w:rPr>
-              <w:t xml:space="preserve"> - </w:t>
-            </w:r>
-            <w:r>
-              <w:rPr>
-                <w:lang w:val="es-CO"/>
-              </w:rPr>
-              <w:t>Regional Huila</w:t>
+              <w:t>Centro de Comercio y Servicios - Regional Tolima</w:t>
             </w:r>
           </w:p>
         </w:tc>
@@ -8078,15 +7976,36 @@
             </w:pPr>
             <w:r>
               <w:rPr>
+                <w:rFonts w:ascii="Arial" w:eastAsia="Arial" w:hAnsi="Arial" w:cs="Arial"/>
+                <w:sz w:val="20"/>
+                <w:szCs w:val="20"/>
+              </w:rPr>
+              <w:t>Ricardo Oliveros Zambrano</w:t>
+            </w:r>
+          </w:p>
+        </w:tc>
+        <w:tc>
+          <w:tcPr>
+            <w:tcW w:w="3261" w:type="dxa"/>
+          </w:tcPr>
+          <w:p>
+            <w:pPr>
+              <w:pStyle w:val="TextoTablas"/>
+              <w:rPr>
                 <w:lang w:val="es-CO"/>
               </w:rPr>
-              <w:t>Raúl Mosquera Serrano</w:t>
-            </w:r>
-          </w:p>
-        </w:tc>
-        <w:tc>
-          <w:tcPr>
-            <w:tcW w:w="3261" w:type="dxa"/>
+            </w:pPr>
+            <w:r>
+              <w:rPr>
+                <w:lang w:val="es-CO"/>
+              </w:rPr>
+              <w:t>Validador de recursos educativos digitales</w:t>
+            </w:r>
+          </w:p>
+        </w:tc>
+        <w:tc>
+          <w:tcPr>
+            <w:tcW w:w="3969" w:type="dxa"/>
           </w:tcPr>
           <w:p>
             <w:pPr>
@@ -8099,44 +8018,7 @@
               <w:rPr>
                 <w:lang w:val="es-CO"/>
               </w:rPr>
-              <w:t>E</w:t>
-            </w:r>
-            <w:r>
-              <w:rPr>
-                <w:lang w:val="es-CO"/>
-              </w:rPr>
-              <w:t>valuador para contenidos inclusivos y accesibles</w:t>
-            </w:r>
-          </w:p>
-        </w:tc>
-        <w:tc>
-          <w:tcPr>
-            <w:tcW w:w="3969" w:type="dxa"/>
-          </w:tcPr>
-          <w:p>
-            <w:pPr>
-              <w:pStyle w:val="TextoTablas"/>
-              <w:rPr>
-                <w:lang w:val="es-CO"/>
-              </w:rPr>
-            </w:pPr>
-            <w:r>
-              <w:rPr>
-                <w:lang w:val="es-CO"/>
-              </w:rPr>
-              <w:t>Centro Agroempresarial y Desarrollo Pecuario</w:t>
-            </w:r>
-            <w:r>
-              <w:rPr>
-                <w:lang w:val="es-CO"/>
-              </w:rPr>
-              <w:t xml:space="preserve"> - </w:t>
-            </w:r>
-            <w:r>
-              <w:rPr>
-                <w:lang w:val="es-CO"/>
-              </w:rPr>
-              <w:t>Regional Huila</w:t>
+              <w:t>Centro Agroempresarial y Desarrollo Pecuario - Regional Huila</w:t>
             </w:r>
           </w:p>
         </w:tc>
@@ -8158,8 +8040,85 @@
             </w:pPr>
             <w:r>
               <w:rPr>
+                <w:rFonts w:ascii="Arial" w:eastAsia="Arial" w:hAnsi="Arial" w:cs="Arial"/>
+                <w:sz w:val="20"/>
+                <w:szCs w:val="20"/>
+              </w:rPr>
+              <w:t>Aixa Natalia Sendoya Fernández</w:t>
+            </w:r>
+          </w:p>
+        </w:tc>
+        <w:tc>
+          <w:tcPr>
+            <w:tcW w:w="3261" w:type="dxa"/>
+          </w:tcPr>
+          <w:p>
+            <w:pPr>
+              <w:pStyle w:val="TextoTablas"/>
+              <w:rPr>
                 <w:lang w:val="es-CO"/>
               </w:rPr>
+            </w:pPr>
+            <w:r>
+              <w:rPr>
+                <w:lang w:val="es-CO"/>
+              </w:rPr>
+              <w:t>Validador de recursos educativos digitales</w:t>
+            </w:r>
+          </w:p>
+          <w:p>
+            <w:pPr>
+              <w:pStyle w:val="TextoTablas"/>
+              <w:rPr>
+                <w:lang w:val="es-CO"/>
+              </w:rPr>
+            </w:pPr>
+            <w:r>
+              <w:rPr>
+                <w:lang w:val="es-CO"/>
+              </w:rPr>
+              <w:t xml:space="preserve"> </w:t>
+            </w:r>
+          </w:p>
+        </w:tc>
+        <w:tc>
+          <w:tcPr>
+            <w:tcW w:w="3969" w:type="dxa"/>
+          </w:tcPr>
+          <w:p>
+            <w:pPr>
+              <w:pStyle w:val="TextoTablas"/>
+              <w:rPr>
+                <w:lang w:val="es-CO"/>
+              </w:rPr>
+            </w:pPr>
+            <w:r>
+              <w:rPr>
+                <w:lang w:val="es-CO"/>
+              </w:rPr>
+              <w:t>Centro Agroempresarial y Desarrollo Pecuario - Regional Huila</w:t>
+            </w:r>
+          </w:p>
+        </w:tc>
+      </w:tr>
+      <w:tr>
+        <w:tc>
+          <w:tcPr>
+            <w:tcW w:w="2830" w:type="dxa"/>
+          </w:tcPr>
+          <w:p>
+            <w:pPr>
+              <w:pStyle w:val="TextoTablas"/>
+              <w:rPr>
+                <w:lang w:val="es-CO"/>
+              </w:rPr>
+            </w:pPr>
+            <w:r>
+              <w:rPr>
+                <w:rFonts w:ascii="Arial" w:eastAsia="Arial" w:hAnsi="Arial" w:cs="Arial"/>
+                <w:sz w:val="20"/>
+                <w:szCs w:val="20"/>
+              </w:rPr>
               <w:t>Daniel Ricardo Mutis Gómez</w:t>
             </w:r>
           </w:p>
@@ -8179,13 +8138,99 @@
               <w:rPr>
                 <w:lang w:val="es-CO"/>
               </w:rPr>
-              <w:t>E</w:t>
-            </w:r>
-            <w:r>
+              <w:t>Evaluador para contenidos inclusivos y accesibles</w:t>
+            </w:r>
+          </w:p>
+        </w:tc>
+        <w:tc>
+          <w:tcPr>
+            <w:tcW w:w="3969" w:type="dxa"/>
+          </w:tcPr>
+          <w:p>
+            <w:pPr>
+              <w:pStyle w:val="TextoTablas"/>
               <w:rPr>
                 <w:lang w:val="es-CO"/>
               </w:rPr>
-              <w:t>valuador para contenidos inclusivos y accesibles</w:t>
+            </w:pPr>
+            <w:r>
+              <w:rPr>
+                <w:lang w:val="es-CO"/>
+              </w:rPr>
+              <w:t>Centro Agroempresarial y Desarrollo Pecuario - Regional Huila</w:t>
+            </w:r>
+          </w:p>
+        </w:tc>
+      </w:tr>
+      <w:tr>
+        <w:trPr>
+          <w:cnfStyle w:val="000000100000" w:firstRow="0" w:lastRow="0" w:firstColumn="0" w:lastColumn="0" w:oddVBand="0" w:evenVBand="0" w:oddHBand="1" w:evenHBand="0" w:firstRowFirstColumn="0" w:firstRowLastColumn="0" w:lastRowFirstColumn="0" w:lastRowLastColumn="0"/>
+        </w:trPr>
+        <w:tc>
+          <w:tcPr>
+            <w:tcW w:w="2830" w:type="dxa"/>
+          </w:tcPr>
+          <w:p>
+            <w:pPr>
+              <w:pStyle w:val="TextoTablas"/>
+              <w:rPr>
+                <w:lang w:val="es-CO"/>
+              </w:rPr>
+            </w:pPr>
+            <w:proofErr w:type="spellStart"/>
+            <w:r>
+              <w:rPr>
+                <w:rFonts w:ascii="Arial" w:eastAsia="Arial" w:hAnsi="Arial" w:cs="Arial"/>
+                <w:sz w:val="20"/>
+                <w:szCs w:val="20"/>
+              </w:rPr>
+              <w:t>Anyerson</w:t>
+            </w:r>
+            <w:proofErr w:type="spellEnd"/>
+            <w:r>
+              <w:rPr>
+                <w:rFonts w:ascii="Arial" w:eastAsia="Arial" w:hAnsi="Arial" w:cs="Arial"/>
+                <w:sz w:val="20"/>
+                <w:szCs w:val="20"/>
+              </w:rPr>
+              <w:t xml:space="preserve"> Wilfredo </w:t>
+            </w:r>
+            <w:proofErr w:type="spellStart"/>
+            <w:r>
+              <w:rPr>
+                <w:rFonts w:ascii="Arial" w:eastAsia="Arial" w:hAnsi="Arial" w:cs="Arial"/>
+                <w:sz w:val="20"/>
+                <w:szCs w:val="20"/>
+              </w:rPr>
+              <w:t>Pizo</w:t>
+            </w:r>
+            <w:proofErr w:type="spellEnd"/>
+            <w:r>
+              <w:rPr>
+                <w:rFonts w:ascii="Arial" w:eastAsia="Arial" w:hAnsi="Arial" w:cs="Arial"/>
+                <w:sz w:val="20"/>
+                <w:szCs w:val="20"/>
+              </w:rPr>
+              <w:t xml:space="preserve"> Ossa</w:t>
+            </w:r>
+          </w:p>
+        </w:tc>
+        <w:tc>
+          <w:tcPr>
+            <w:tcW w:w="3261" w:type="dxa"/>
+          </w:tcPr>
+          <w:p>
+            <w:pPr>
+              <w:pStyle w:val="TextoTablas"/>
+              <w:rPr>
+                <w:lang w:val="es-CO"/>
+              </w:rPr>
+            </w:pPr>
+            <w:r>
+              <w:rPr>
+                <w:lang w:val="es-CO"/>
+              </w:rPr>
+              <w:t>Evaluador para contenidos inclusivos y accesibles</w:t>
             </w:r>
           </w:p>
         </w:tc>
@@ -8204,19 +8249,7 @@
               <w:rPr>
                 <w:lang w:val="es-CO"/>
               </w:rPr>
-              <w:t>Centro Agroempresarial y Desarrollo Pecuario</w:t>
-            </w:r>
-            <w:r>
-              <w:rPr>
-                <w:lang w:val="es-CO"/>
-              </w:rPr>
-              <w:t xml:space="preserve"> - </w:t>
-            </w:r>
-            <w:r>
-              <w:rPr>
-                <w:lang w:val="es-CO"/>
-              </w:rPr>
-              <w:t>Regional Huila</w:t>
+              <w:t>Centro Agroempresarial y Desarrollo Pecuario - Regional Huila</w:t>
             </w:r>
           </w:p>
         </w:tc>
@@ -8244,7 +8277,7 @@
 </file>
 
 <file path=word/endnotes.xml><?xml version="1.0" encoding="utf-8"?>
-<w:endnotes xmlns:wpc="http://schemas.microsoft.com/office/word/2010/wordprocessingCanvas" xmlns:cx="http://schemas.microsoft.com/office/drawing/2014/chartex" xmlns:cx1="http://schemas.microsoft.com/office/drawing/2015/9/8/chartex" xmlns:cx2="http://schemas.microsoft.com/office/drawing/2015/10/21/chartex" xmlns:cx3="http://schemas.microsoft.com/office/drawing/2016/5/9/chartex" xmlns:cx4="http://schemas.microsoft.com/office/drawing/2016/5/10/chartex" xmlns:cx5="http://schemas.microsoft.com/office/drawing/2016/5/11/chartex" xmlns:cx6="http://schemas.microsoft.com/office/drawing/2016/5/12/chartex" xmlns:cx7="http://schemas.microsoft.com/office/drawing/2016/5/13/chartex" xmlns:cx8="http://schemas.microsoft.com/office/drawing/2016/5/14/chartex" xmlns:mc="http://schemas.openxmlformats.org/markup-compatibility/2006" xmlns:aink="http://schemas.microsoft.com/office/drawing/2016/ink" xmlns:am3d="http://schemas.microsoft.com/office/drawing/2017/model3d" xmlns:o="urn:schemas-microsoft-com:office:office" xmlns:oel="http://schemas.microsoft.com/office/2019/extlst" xmlns:r="http://schemas.openxmlformats.org/officeDocument/2006/relationships" xmlns:m="http://schemas.openxmlformats.org/officeDocument/2006/math" xmlns:v="urn:schemas-microsoft-com:vml" xmlns:wp14="http://schemas.microsoft.com/office/word/2010/wordprocessingDrawing" xmlns:wp="http://schemas.openxmlformats.org/drawingml/2006/wordprocessingDrawing" xmlns:w10="urn:schemas-microsoft-com:office:word" xmlns:w="http://schemas.openxmlformats.org/wordprocessingml/2006/main" xmlns:w14="http://schemas.microsoft.com/office/word/2010/wordml" xmlns:w15="http://schemas.microsoft.com/office/word/2012/wordml" xmlns:w16cex="http://schemas.microsoft.com/office/word/2018/wordml/cex" xmlns:w16cid="http://schemas.microsoft.com/office/word/2016/wordml/cid" xmlns:w16="http://schemas.microsoft.com/office/word/2018/wordml" xmlns:w16du="http://schemas.microsoft.com/office/word/2023/wordml/word16du" xmlns:w16sdtdh="http://schemas.microsoft.com/office/word/2020/wordml/sdtdatahash" xmlns:w16se="http://schemas.microsoft.com/office/word/2015/wordml/symex" xmlns:wpg="http://schemas.microsoft.com/office/word/2010/wordprocessingGroup" xmlns:wpi="http://schemas.microsoft.com/office/word/2010/wordprocessingInk" xmlns:wne="http://schemas.microsoft.com/office/word/2006/wordml" xmlns:wps="http://schemas.microsoft.com/office/word/2010/wordprocessingShape" mc:Ignorable="w14 w15 w16se w16cid w16 w16cex w16sdtdh w16du wp14">
+<w:endnotes xmlns:wpc="http://schemas.microsoft.com/office/word/2010/wordprocessingCanvas" xmlns:cx="http://schemas.microsoft.com/office/drawing/2014/chartex" xmlns:cx1="http://schemas.microsoft.com/office/drawing/2015/9/8/chartex" xmlns:cx2="http://schemas.microsoft.com/office/drawing/2015/10/21/chartex" xmlns:cx3="http://schemas.microsoft.com/office/drawing/2016/5/9/chartex" xmlns:cx4="http://schemas.microsoft.com/office/drawing/2016/5/10/chartex" xmlns:cx5="http://schemas.microsoft.com/office/drawing/2016/5/11/chartex" xmlns:cx6="http://schemas.microsoft.com/office/drawing/2016/5/12/chartex" xmlns:cx7="http://schemas.microsoft.com/office/drawing/2016/5/13/chartex" xmlns:cx8="http://schemas.microsoft.com/office/drawing/2016/5/14/chartex" xmlns:mc="http://schemas.openxmlformats.org/markup-compatibility/2006" xmlns:aink="http://schemas.microsoft.com/office/drawing/2016/ink" xmlns:am3d="http://schemas.microsoft.com/office/drawing/2017/model3d" xmlns:o="urn:schemas-microsoft-com:office:office" xmlns:r="http://schemas.openxmlformats.org/officeDocument/2006/relationships" xmlns:m="http://schemas.openxmlformats.org/officeDocument/2006/math" xmlns:v="urn:schemas-microsoft-com:vml" xmlns:wp14="http://schemas.microsoft.com/office/word/2010/wordprocessingDrawing" xmlns:wp="http://schemas.openxmlformats.org/drawingml/2006/wordprocessingDrawing" xmlns:w10="urn:schemas-microsoft-com:office:word" xmlns:w="http://schemas.openxmlformats.org/wordprocessingml/2006/main" xmlns:w14="http://schemas.microsoft.com/office/word/2010/wordml" xmlns:w15="http://schemas.microsoft.com/office/word/2012/wordml" xmlns:w16cex="http://schemas.microsoft.com/office/word/2018/wordml/cex" xmlns:w16cid="http://schemas.microsoft.com/office/word/2016/wordml/cid" xmlns:w16="http://schemas.microsoft.com/office/word/2018/wordml" xmlns:w16sdtdh="http://schemas.microsoft.com/office/word/2020/wordml/sdtdatahash" xmlns:w16se="http://schemas.microsoft.com/office/word/2015/wordml/symex" xmlns:wpg="http://schemas.microsoft.com/office/word/2010/wordprocessingGroup" xmlns:wpi="http://schemas.microsoft.com/office/word/2010/wordprocessingInk" xmlns:wne="http://schemas.microsoft.com/office/word/2006/wordml" xmlns:wps="http://schemas.microsoft.com/office/word/2010/wordprocessingShape" mc:Ignorable="w14 w15 w16se w16cid w16 w16cex w16sdtdh wp14">
   <w:endnote w:type="separator" w:id="-1">
     <w:p>
       <w:pPr>
@@ -8269,7 +8302,7 @@
 </file>
 
 <file path=word/footer1.xml><?xml version="1.0" encoding="utf-8"?>
-<w:ftr xmlns:wpc="http://schemas.microsoft.com/office/word/2010/wordprocessingCanvas" xmlns:cx="http://schemas.microsoft.com/office/drawing/2014/chartex" xmlns:cx1="http://schemas.microsoft.com/office/drawing/2015/9/8/chartex" xmlns:cx2="http://schemas.microsoft.com/office/drawing/2015/10/21/chartex" xmlns:cx3="http://schemas.microsoft.com/office/drawing/2016/5/9/chartex" xmlns:cx4="http://schemas.microsoft.com/office/drawing/2016/5/10/chartex" xmlns:cx5="http://schemas.microsoft.com/office/drawing/2016/5/11/chartex" xmlns:cx6="http://schemas.microsoft.com/office/drawing/2016/5/12/chartex" xmlns:cx7="http://schemas.microsoft.com/office/drawing/2016/5/13/chartex" xmlns:cx8="http://schemas.microsoft.com/office/drawing/2016/5/14/chartex" xmlns:mc="http://schemas.openxmlformats.org/markup-compatibility/2006" xmlns:aink="http://schemas.microsoft.com/office/drawing/2016/ink" xmlns:am3d="http://schemas.microsoft.com/office/drawing/2017/model3d" xmlns:o="urn:schemas-microsoft-com:office:office" xmlns:oel="http://schemas.microsoft.com/office/2019/extlst" xmlns:r="http://schemas.openxmlformats.org/officeDocument/2006/relationships" xmlns:m="http://schemas.openxmlformats.org/officeDocument/2006/math" xmlns:v="urn:schemas-microsoft-com:vml" xmlns:wp14="http://schemas.microsoft.com/office/word/2010/wordprocessingDrawing" xmlns:wp="http://schemas.openxmlformats.org/drawingml/2006/wordprocessingDrawing" xmlns:w10="urn:schemas-microsoft-com:office:word" xmlns:w="http://schemas.openxmlformats.org/wordprocessingml/2006/main" xmlns:w14="http://schemas.microsoft.com/office/word/2010/wordml" xmlns:w15="http://schemas.microsoft.com/office/word/2012/wordml" xmlns:w16cex="http://schemas.microsoft.com/office/word/2018/wordml/cex" xmlns:w16cid="http://schemas.microsoft.com/office/word/2016/wordml/cid" xmlns:w16="http://schemas.microsoft.com/office/word/2018/wordml" xmlns:w16du="http://schemas.microsoft.com/office/word/2023/wordml/word16du" xmlns:w16sdtdh="http://schemas.microsoft.com/office/word/2020/wordml/sdtdatahash" xmlns:w16se="http://schemas.microsoft.com/office/word/2015/wordml/symex" xmlns:wpg="http://schemas.microsoft.com/office/word/2010/wordprocessingGroup" xmlns:wpi="http://schemas.microsoft.com/office/word/2010/wordprocessingInk" xmlns:wne="http://schemas.microsoft.com/office/word/2006/wordml" xmlns:wps="http://schemas.microsoft.com/office/word/2010/wordprocessingShape" mc:Ignorable="w14 w15 w16se w16cid w16 w16cex w16sdtdh w16du wp14">
+<w:ftr xmlns:wpc="http://schemas.microsoft.com/office/word/2010/wordprocessingCanvas" xmlns:cx="http://schemas.microsoft.com/office/drawing/2014/chartex" xmlns:cx1="http://schemas.microsoft.com/office/drawing/2015/9/8/chartex" xmlns:cx2="http://schemas.microsoft.com/office/drawing/2015/10/21/chartex" xmlns:cx3="http://schemas.microsoft.com/office/drawing/2016/5/9/chartex" xmlns:cx4="http://schemas.microsoft.com/office/drawing/2016/5/10/chartex" xmlns:cx5="http://schemas.microsoft.com/office/drawing/2016/5/11/chartex" xmlns:cx6="http://schemas.microsoft.com/office/drawing/2016/5/12/chartex" xmlns:cx7="http://schemas.microsoft.com/office/drawing/2016/5/13/chartex" xmlns:cx8="http://schemas.microsoft.com/office/drawing/2016/5/14/chartex" xmlns:mc="http://schemas.openxmlformats.org/markup-compatibility/2006" xmlns:aink="http://schemas.microsoft.com/office/drawing/2016/ink" xmlns:am3d="http://schemas.microsoft.com/office/drawing/2017/model3d" xmlns:o="urn:schemas-microsoft-com:office:office" xmlns:r="http://schemas.openxmlformats.org/officeDocument/2006/relationships" xmlns:m="http://schemas.openxmlformats.org/officeDocument/2006/math" xmlns:v="urn:schemas-microsoft-com:vml" xmlns:wp14="http://schemas.microsoft.com/office/word/2010/wordprocessingDrawing" xmlns:wp="http://schemas.openxmlformats.org/drawingml/2006/wordprocessingDrawing" xmlns:w10="urn:schemas-microsoft-com:office:word" xmlns:w="http://schemas.openxmlformats.org/wordprocessingml/2006/main" xmlns:w14="http://schemas.microsoft.com/office/word/2010/wordml" xmlns:w15="http://schemas.microsoft.com/office/word/2012/wordml" xmlns:w16cex="http://schemas.microsoft.com/office/word/2018/wordml/cex" xmlns:w16cid="http://schemas.microsoft.com/office/word/2016/wordml/cid" xmlns:w16="http://schemas.microsoft.com/office/word/2018/wordml" xmlns:w16sdtdh="http://schemas.microsoft.com/office/word/2020/wordml/sdtdatahash" xmlns:w16se="http://schemas.microsoft.com/office/word/2015/wordml/symex" xmlns:wpg="http://schemas.microsoft.com/office/word/2010/wordprocessingGroup" xmlns:wpi="http://schemas.microsoft.com/office/word/2010/wordprocessingInk" xmlns:wne="http://schemas.microsoft.com/office/word/2006/wordml" xmlns:wps="http://schemas.microsoft.com/office/word/2010/wordprocessingShape" mc:Ignorable="w14 w15 w16se w16cid w16 w16cex w16sdtdh wp14">
   <w:sdt>
     <w:sdtPr>
       <w:id w:val="-1465197936"/>
@@ -8278,134 +8311,13 @@
         <w:docPartUnique/>
       </w:docPartObj>
     </w:sdtPr>
+    <w:sdtEndPr/>
     <w:sdtContent>
       <w:p>
         <w:pPr>
           <w:pStyle w:val="Piedepgina"/>
           <w:jc w:val="right"/>
         </w:pPr>
-        <w:r>
-          <w:rPr>
-            <w:noProof/>
-            <w:lang w:eastAsia="es-CO"/>
-          </w:rPr>
-          <mc:AlternateContent>
-            <mc:Choice Requires="wps">
-              <w:drawing>
-                <wp:anchor distT="45720" distB="45720" distL="114300" distR="114300" simplePos="0" relativeHeight="251661312" behindDoc="0" locked="0" layoutInCell="1" allowOverlap="1" wp14:anchorId="797C42AF" wp14:editId="60C5BEAC">
-                  <wp:simplePos x="0" y="0"/>
-                  <wp:positionH relativeFrom="column">
-                    <wp:posOffset>204470</wp:posOffset>
-                  </wp:positionH>
-                  <wp:positionV relativeFrom="paragraph">
-                    <wp:posOffset>7970</wp:posOffset>
-                  </wp:positionV>
-                  <wp:extent cx="5780690" cy="525518"/>
-                  <wp:effectExtent l="0" t="0" r="0" b="8255"/>
-                  <wp:wrapNone/>
-                  <wp:docPr id="1215982720" name="Cuadro de texto 2">
-                    <a:extLst xmlns:a="http://schemas.openxmlformats.org/drawingml/2006/main">
-                      <a:ext uri="{C183D7F6-B498-43B3-948B-1728B52AA6E4}">
-                        <adec:decorative xmlns:adec="http://schemas.microsoft.com/office/drawing/2017/decorative" val="1"/>
-                      </a:ext>
-                    </a:extLst>
-                  </wp:docPr>
-                  <wp:cNvGraphicFramePr>
-                    <a:graphicFrameLocks xmlns:a="http://schemas.openxmlformats.org/drawingml/2006/main"/>
-                  </wp:cNvGraphicFramePr>
-                  <a:graphic xmlns:a="http://schemas.openxmlformats.org/drawingml/2006/main">
-                    <a:graphicData uri="http://schemas.microsoft.com/office/word/2010/wordprocessingShape">
-                      <wps:wsp>
-                        <wps:cNvSpPr txBox="1">
-                          <a:spLocks noChangeArrowheads="1"/>
-                        </wps:cNvSpPr>
-                        <wps:spPr bwMode="auto">
-                          <a:xfrm>
-                            <a:off x="0" y="0"/>
-                            <a:ext cx="5780690" cy="525518"/>
-                          </a:xfrm>
-                          <a:prstGeom prst="rect">
-                            <a:avLst/>
-                          </a:prstGeom>
-                          <a:solidFill>
-                            <a:srgbClr val="FFFFFF"/>
-                          </a:solidFill>
-                          <a:ln w="9525">
-                            <a:noFill/>
-                            <a:miter lim="800000"/>
-                            <a:headEnd/>
-                            <a:tailEnd/>
-                          </a:ln>
-                        </wps:spPr>
-                        <wps:txbx>
-                          <w:txbxContent>
-                            <w:p>
-                              <w:pPr>
-                                <w:spacing w:before="0"/>
-                                <w:jc w:val="center"/>
-                                <w:rPr>
-                                  <w:b/>
-                                  <w:bCs/>
-                                </w:rPr>
-                              </w:pPr>
-                              <w:r>
-                                <w:rPr>
-                                  <w:b/>
-                                  <w:bCs/>
-                                </w:rPr>
-                                <w:t>Grupo de Ejecución de la Formación Virtual</w:t>
-                              </w:r>
-                            </w:p>
-                          </w:txbxContent>
-                        </wps:txbx>
-                        <wps:bodyPr rot="0" vert="horz" wrap="square" lIns="91440" tIns="45720" rIns="91440" bIns="45720" anchor="t" anchorCtr="0">
-                          <a:noAutofit/>
-                        </wps:bodyPr>
-                      </wps:wsp>
-                    </a:graphicData>
-                  </a:graphic>
-                  <wp14:sizeRelH relativeFrom="margin">
-                    <wp14:pctWidth>0</wp14:pctWidth>
-                  </wp14:sizeRelH>
-                  <wp14:sizeRelV relativeFrom="margin">
-                    <wp14:pctHeight>0</wp14:pctHeight>
-                  </wp14:sizeRelV>
-                </wp:anchor>
-              </w:drawing>
-            </mc:Choice>
-            <mc:Fallback>
-              <w:pict>
-                <v:shapetype w14:anchorId="797C42AF" id="_x0000_t202" coordsize="21600,21600" o:spt="202" path="m,l,21600r21600,l21600,xe">
-                  <v:stroke joinstyle="miter"/>
-                  <v:path gradientshapeok="t" o:connecttype="rect"/>
-                </v:shapetype>
-                <v:shape id="_x0000_s1027" type="#_x0000_t202" alt="&quot;&quot;" style="position:absolute;left:0;text-align:left;margin-left:16.1pt;margin-top:.65pt;width:455.15pt;height:41.4pt;z-index:251661312;visibility:visible;mso-wrap-style:square;mso-width-percent:0;mso-height-percent:0;mso-wrap-distance-left:9pt;mso-wrap-distance-top:3.6pt;mso-wrap-distance-right:9pt;mso-wrap-distance-bottom:3.6pt;mso-position-horizontal:absolute;mso-position-horizontal-relative:text;mso-position-vertical:absolute;mso-position-vertical-relative:text;mso-width-percent:0;mso-height-percent:0;mso-width-relative:margin;mso-height-relative:margin;v-text-anchor:top" o:gfxdata="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" stroked="f">
-                  <v:textbox>
-                    <w:txbxContent>
-                      <w:p>
-                        <w:pPr>
-                          <w:spacing w:before="0"/>
-                          <w:jc w:val="center"/>
-                          <w:rPr>
-                            <w:b/>
-                            <w:bCs/>
-                          </w:rPr>
-                        </w:pPr>
-                        <w:r>
-                          <w:rPr>
-                            <w:b/>
-                            <w:bCs/>
-                          </w:rPr>
-                          <w:t>Grupo de Ejecución de la Formación Virtual</w:t>
-                        </w:r>
-                      </w:p>
-                    </w:txbxContent>
-                  </v:textbox>
-                </v:shape>
-              </w:pict>
-            </mc:Fallback>
-          </mc:AlternateContent>
-        </w:r>
         <w:r>
           <w:fldChar w:fldCharType="begin"/>
         </w:r>
@@ -8436,7 +8348,7 @@
 </file>
 
 <file path=word/footnotes.xml><?xml version="1.0" encoding="utf-8"?>
-<w:footnotes xmlns:wpc="http://schemas.microsoft.com/office/word/2010/wordprocessingCanvas" xmlns:cx="http://schemas.microsoft.com/office/drawing/2014/chartex" xmlns:cx1="http://schemas.microsoft.com/office/drawing/2015/9/8/chartex" xmlns:cx2="http://schemas.microsoft.com/office/drawing/2015/10/21/chartex" xmlns:cx3="http://schemas.microsoft.com/office/drawing/2016/5/9/chartex" xmlns:cx4="http://schemas.microsoft.com/office/drawing/2016/5/10/chartex" xmlns:cx5="http://schemas.microsoft.com/office/drawing/2016/5/11/chartex" xmlns:cx6="http://schemas.microsoft.com/office/drawing/2016/5/12/chartex" xmlns:cx7="http://schemas.microsoft.com/office/drawing/2016/5/13/chartex" xmlns:cx8="http://schemas.microsoft.com/office/drawing/2016/5/14/chartex" xmlns:mc="http://schemas.openxmlformats.org/markup-compatibility/2006" xmlns:aink="http://schemas.microsoft.com/office/drawing/2016/ink" xmlns:am3d="http://schemas.microsoft.com/office/drawing/2017/model3d" xmlns:o="urn:schemas-microsoft-com:office:office" xmlns:oel="http://schemas.microsoft.com/office/2019/extlst" xmlns:r="http://schemas.openxmlformats.org/officeDocument/2006/relationships" xmlns:m="http://schemas.openxmlformats.org/officeDocument/2006/math" xmlns:v="urn:schemas-microsoft-com:vml" xmlns:wp14="http://schemas.microsoft.com/office/word/2010/wordprocessingDrawing" xmlns:wp="http://schemas.openxmlformats.org/drawingml/2006/wordprocessingDrawing" xmlns:w10="urn:schemas-microsoft-com:office:word" xmlns:w="http://schemas.openxmlformats.org/wordprocessingml/2006/main" xmlns:w14="http://schemas.microsoft.com/office/word/2010/wordml" xmlns:w15="http://schemas.microsoft.com/office/word/2012/wordml" xmlns:w16cex="http://schemas.microsoft.com/office/word/2018/wordml/cex" xmlns:w16cid="http://schemas.microsoft.com/office/word/2016/wordml/cid" xmlns:w16="http://schemas.microsoft.com/office/word/2018/wordml" xmlns:w16du="http://schemas.microsoft.com/office/word/2023/wordml/word16du" xmlns:w16sdtdh="http://schemas.microsoft.com/office/word/2020/wordml/sdtdatahash" xmlns:w16se="http://schemas.microsoft.com/office/word/2015/wordml/symex" xmlns:wpg="http://schemas.microsoft.com/office/word/2010/wordprocessingGroup" xmlns:wpi="http://schemas.microsoft.com/office/word/2010/wordprocessingInk" xmlns:wne="http://schemas.microsoft.com/office/word/2006/wordml" xmlns:wps="http://schemas.microsoft.com/office/word/2010/wordprocessingShape" mc:Ignorable="w14 w15 w16se w16cid w16 w16cex w16sdtdh w16du wp14">
+<w:footnotes xmlns:wpc="http://schemas.microsoft.com/office/word/2010/wordprocessingCanvas" xmlns:cx="http://schemas.microsoft.com/office/drawing/2014/chartex" xmlns:cx1="http://schemas.microsoft.com/office/drawing/2015/9/8/chartex" xmlns:cx2="http://schemas.microsoft.com/office/drawing/2015/10/21/chartex" xmlns:cx3="http://schemas.microsoft.com/office/drawing/2016/5/9/chartex" xmlns:cx4="http://schemas.microsoft.com/office/drawing/2016/5/10/chartex" xmlns:cx5="http://schemas.microsoft.com/office/drawing/2016/5/11/chartex" xmlns:cx6="http://schemas.microsoft.com/office/drawing/2016/5/12/chartex" xmlns:cx7="http://schemas.microsoft.com/office/drawing/2016/5/13/chartex" xmlns:cx8="http://schemas.microsoft.com/office/drawing/2016/5/14/chartex" xmlns:mc="http://schemas.openxmlformats.org/markup-compatibility/2006" xmlns:aink="http://schemas.microsoft.com/office/drawing/2016/ink" xmlns:am3d="http://schemas.microsoft.com/office/drawing/2017/model3d" xmlns:o="urn:schemas-microsoft-com:office:office" xmlns:r="http://schemas.openxmlformats.org/officeDocument/2006/relationships" xmlns:m="http://schemas.openxmlformats.org/officeDocument/2006/math" xmlns:v="urn:schemas-microsoft-com:vml" xmlns:wp14="http://schemas.microsoft.com/office/word/2010/wordprocessingDrawing" xmlns:wp="http://schemas.openxmlformats.org/drawingml/2006/wordprocessingDrawing" xmlns:w10="urn:schemas-microsoft-com:office:word" xmlns:w="http://schemas.openxmlformats.org/wordprocessingml/2006/main" xmlns:w14="http://schemas.microsoft.com/office/word/2010/wordml" xmlns:w15="http://schemas.microsoft.com/office/word/2012/wordml" xmlns:w16cex="http://schemas.microsoft.com/office/word/2018/wordml/cex" xmlns:w16cid="http://schemas.microsoft.com/office/word/2016/wordml/cid" xmlns:w16="http://schemas.microsoft.com/office/word/2018/wordml" xmlns:w16sdtdh="http://schemas.microsoft.com/office/word/2020/wordml/sdtdatahash" xmlns:w16se="http://schemas.microsoft.com/office/word/2015/wordml/symex" xmlns:wpg="http://schemas.microsoft.com/office/word/2010/wordprocessingGroup" xmlns:wpi="http://schemas.microsoft.com/office/word/2010/wordprocessingInk" xmlns:wne="http://schemas.microsoft.com/office/word/2006/wordml" xmlns:wps="http://schemas.microsoft.com/office/word/2010/wordprocessingShape" mc:Ignorable="w14 w15 w16se w16cid w16 w16cex w16sdtdh wp14">
   <w:footnote w:type="separator" w:id="-1">
     <w:p>
       <w:pPr>
@@ -8461,7 +8373,7 @@
 </file>
 
 <file path=word/header1.xml><?xml version="1.0" encoding="utf-8"?>
-<w:hdr xmlns:wpc="http://schemas.microsoft.com/office/word/2010/wordprocessingCanvas" xmlns:cx="http://schemas.microsoft.com/office/drawing/2014/chartex" xmlns:cx1="http://schemas.microsoft.com/office/drawing/2015/9/8/chartex" xmlns:cx2="http://schemas.microsoft.com/office/drawing/2015/10/21/chartex" xmlns:cx3="http://schemas.microsoft.com/office/drawing/2016/5/9/chartex" xmlns:cx4="http://schemas.microsoft.com/office/drawing/2016/5/10/chartex" xmlns:cx5="http://schemas.microsoft.com/office/drawing/2016/5/11/chartex" xmlns:cx6="http://schemas.microsoft.com/office/drawing/2016/5/12/chartex" xmlns:cx7="http://schemas.microsoft.com/office/drawing/2016/5/13/chartex" xmlns:cx8="http://schemas.microsoft.com/office/drawing/2016/5/14/chartex" xmlns:mc="http://schemas.openxmlformats.org/markup-compatibility/2006" xmlns:aink="http://schemas.microsoft.com/office/drawing/2016/ink" xmlns:am3d="http://schemas.microsoft.com/office/drawing/2017/model3d" xmlns:o="urn:schemas-microsoft-com:office:office" xmlns:oel="http://schemas.microsoft.com/office/2019/extlst" xmlns:r="http://schemas.openxmlformats.org/officeDocument/2006/relationships" xmlns:m="http://schemas.openxmlformats.org/officeDocument/2006/math" xmlns:v="urn:schemas-microsoft-com:vml" xmlns:wp14="http://schemas.microsoft.com/office/word/2010/wordprocessingDrawing" xmlns:wp="http://schemas.openxmlformats.org/drawingml/2006/wordprocessingDrawing" xmlns:w10="urn:schemas-microsoft-com:office:word" xmlns:w="http://schemas.openxmlformats.org/wordprocessingml/2006/main" xmlns:w14="http://schemas.microsoft.com/office/word/2010/wordml" xmlns:w15="http://schemas.microsoft.com/office/word/2012/wordml" xmlns:w16cex="http://schemas.microsoft.com/office/word/2018/wordml/cex" xmlns:w16cid="http://schemas.microsoft.com/office/word/2016/wordml/cid" xmlns:w16="http://schemas.microsoft.com/office/word/2018/wordml" xmlns:w16du="http://schemas.microsoft.com/office/word/2023/wordml/word16du" xmlns:w16sdtdh="http://schemas.microsoft.com/office/word/2020/wordml/sdtdatahash" xmlns:w16se="http://schemas.microsoft.com/office/word/2015/wordml/symex" xmlns:wpg="http://schemas.microsoft.com/office/word/2010/wordprocessingGroup" xmlns:wpi="http://schemas.microsoft.com/office/word/2010/wordprocessingInk" xmlns:wne="http://schemas.microsoft.com/office/word/2006/wordml" xmlns:wps="http://schemas.microsoft.com/office/word/2010/wordprocessingShape" mc:Ignorable="w14 w15 w16se w16cid w16 w16cex w16sdtdh w16du wp14">
+<w:hdr xmlns:wpc="http://schemas.microsoft.com/office/word/2010/wordprocessingCanvas" xmlns:cx="http://schemas.microsoft.com/office/drawing/2014/chartex" xmlns:cx1="http://schemas.microsoft.com/office/drawing/2015/9/8/chartex" xmlns:cx2="http://schemas.microsoft.com/office/drawing/2015/10/21/chartex" xmlns:cx3="http://schemas.microsoft.com/office/drawing/2016/5/9/chartex" xmlns:cx4="http://schemas.microsoft.com/office/drawing/2016/5/10/chartex" xmlns:cx5="http://schemas.microsoft.com/office/drawing/2016/5/11/chartex" xmlns:cx6="http://schemas.microsoft.com/office/drawing/2016/5/12/chartex" xmlns:cx7="http://schemas.microsoft.com/office/drawing/2016/5/13/chartex" xmlns:cx8="http://schemas.microsoft.com/office/drawing/2016/5/14/chartex" xmlns:mc="http://schemas.openxmlformats.org/markup-compatibility/2006" xmlns:aink="http://schemas.microsoft.com/office/drawing/2016/ink" xmlns:am3d="http://schemas.microsoft.com/office/drawing/2017/model3d" xmlns:o="urn:schemas-microsoft-com:office:office" xmlns:r="http://schemas.openxmlformats.org/officeDocument/2006/relationships" xmlns:m="http://schemas.openxmlformats.org/officeDocument/2006/math" xmlns:v="urn:schemas-microsoft-com:vml" xmlns:wp14="http://schemas.microsoft.com/office/word/2010/wordprocessingDrawing" xmlns:wp="http://schemas.openxmlformats.org/drawingml/2006/wordprocessingDrawing" xmlns:w10="urn:schemas-microsoft-com:office:word" xmlns:w="http://schemas.openxmlformats.org/wordprocessingml/2006/main" xmlns:w14="http://schemas.microsoft.com/office/word/2010/wordml" xmlns:w15="http://schemas.microsoft.com/office/word/2012/wordml" xmlns:w16cex="http://schemas.microsoft.com/office/word/2018/wordml/cex" xmlns:w16cid="http://schemas.microsoft.com/office/word/2016/wordml/cid" xmlns:w16="http://schemas.microsoft.com/office/word/2018/wordml" xmlns:w16sdtdh="http://schemas.microsoft.com/office/word/2020/wordml/sdtdatahash" xmlns:w16se="http://schemas.microsoft.com/office/word/2015/wordml/symex" xmlns:wpg="http://schemas.microsoft.com/office/word/2010/wordprocessingGroup" xmlns:wpi="http://schemas.microsoft.com/office/word/2010/wordprocessingInk" xmlns:wne="http://schemas.microsoft.com/office/word/2006/wordml" xmlns:wps="http://schemas.microsoft.com/office/word/2010/wordprocessingShape" mc:Ignorable="w14 w15 w16se w16cid w16 w16cex w16sdtdh wp14">
   <w:p>
     <w:pPr>
       <w:pStyle w:val="Encabezado"/>
@@ -8547,7 +8459,7 @@
 </file>
 
 <file path=word/numbering.xml><?xml version="1.0" encoding="utf-8"?>
-<w:numbering xmlns:wpc="http://schemas.microsoft.com/office/word/2010/wordprocessingCanvas" xmlns:cx="http://schemas.microsoft.com/office/drawing/2014/chartex" xmlns:cx1="http://schemas.microsoft.com/office/drawing/2015/9/8/chartex" xmlns:cx2="http://schemas.microsoft.com/office/drawing/2015/10/21/chartex" xmlns:cx3="http://schemas.microsoft.com/office/drawing/2016/5/9/chartex" xmlns:cx4="http://schemas.microsoft.com/office/drawing/2016/5/10/chartex" xmlns:cx5="http://schemas.microsoft.com/office/drawing/2016/5/11/chartex" xmlns:cx6="http://schemas.microsoft.com/office/drawing/2016/5/12/chartex" xmlns:cx7="http://schemas.microsoft.com/office/drawing/2016/5/13/chartex" xmlns:cx8="http://schemas.microsoft.com/office/drawing/2016/5/14/chartex" xmlns:mc="http://schemas.openxmlformats.org/markup-compatibility/2006" xmlns:aink="http://schemas.microsoft.com/office/drawing/2016/ink" xmlns:am3d="http://schemas.microsoft.com/office/drawing/2017/model3d" xmlns:o="urn:schemas-microsoft-com:office:office" xmlns:oel="http://schemas.microsoft.com/office/2019/extlst" xmlns:r="http://schemas.openxmlformats.org/officeDocument/2006/relationships" xmlns:m="http://schemas.openxmlformats.org/officeDocument/2006/math" xmlns:v="urn:schemas-microsoft-com:vml" xmlns:wp14="http://schemas.microsoft.com/office/word/2010/wordprocessingDrawing" xmlns:wp="http://schemas.openxmlformats.org/drawingml/2006/wordprocessingDrawing" xmlns:w10="urn:schemas-microsoft-com:office:word" xmlns:w="http://schemas.openxmlformats.org/wordprocessingml/2006/main" xmlns:w14="http://schemas.microsoft.com/office/word/2010/wordml" xmlns:w15="http://schemas.microsoft.com/office/word/2012/wordml" xmlns:w16cex="http://schemas.microsoft.com/office/word/2018/wordml/cex" xmlns:w16cid="http://schemas.microsoft.com/office/word/2016/wordml/cid" xmlns:w16="http://schemas.microsoft.com/office/word/2018/wordml" xmlns:w16du="http://schemas.microsoft.com/office/word/2023/wordml/word16du" xmlns:w16sdtdh="http://schemas.microsoft.com/office/word/2020/wordml/sdtdatahash" xmlns:w16se="http://schemas.microsoft.com/office/word/2015/wordml/symex" xmlns:wpg="http://schemas.microsoft.com/office/word/2010/wordprocessingGroup" xmlns:wpi="http://schemas.microsoft.com/office/word/2010/wordprocessingInk" xmlns:wne="http://schemas.microsoft.com/office/word/2006/wordml" xmlns:wps="http://schemas.microsoft.com/office/word/2010/wordprocessingShape" mc:Ignorable="w14 w15 w16se w16cid w16 w16cex w16sdtdh w16du wp14">
+<w:numbering xmlns:wpc="http://schemas.microsoft.com/office/word/2010/wordprocessingCanvas" xmlns:cx="http://schemas.microsoft.com/office/drawing/2014/chartex" xmlns:cx1="http://schemas.microsoft.com/office/drawing/2015/9/8/chartex" xmlns:cx2="http://schemas.microsoft.com/office/drawing/2015/10/21/chartex" xmlns:cx3="http://schemas.microsoft.com/office/drawing/2016/5/9/chartex" xmlns:cx4="http://schemas.microsoft.com/office/drawing/2016/5/10/chartex" xmlns:cx5="http://schemas.microsoft.com/office/drawing/2016/5/11/chartex" xmlns:cx6="http://schemas.microsoft.com/office/drawing/2016/5/12/chartex" xmlns:cx7="http://schemas.microsoft.com/office/drawing/2016/5/13/chartex" xmlns:cx8="http://schemas.microsoft.com/office/drawing/2016/5/14/chartex" xmlns:mc="http://schemas.openxmlformats.org/markup-compatibility/2006" xmlns:aink="http://schemas.microsoft.com/office/drawing/2016/ink" xmlns:am3d="http://schemas.microsoft.com/office/drawing/2017/model3d" xmlns:o="urn:schemas-microsoft-com:office:office" xmlns:r="http://schemas.openxmlformats.org/officeDocument/2006/relationships" xmlns:m="http://schemas.openxmlformats.org/officeDocument/2006/math" xmlns:v="urn:schemas-microsoft-com:vml" xmlns:wp14="http://schemas.microsoft.com/office/word/2010/wordprocessingDrawing" xmlns:wp="http://schemas.openxmlformats.org/drawingml/2006/wordprocessingDrawing" xmlns:w10="urn:schemas-microsoft-com:office:word" xmlns:w="http://schemas.openxmlformats.org/wordprocessingml/2006/main" xmlns:w14="http://schemas.microsoft.com/office/word/2010/wordml" xmlns:w15="http://schemas.microsoft.com/office/word/2012/wordml" xmlns:w16cex="http://schemas.microsoft.com/office/word/2018/wordml/cex" xmlns:w16cid="http://schemas.microsoft.com/office/word/2016/wordml/cid" xmlns:w16="http://schemas.microsoft.com/office/word/2018/wordml" xmlns:w16sdtdh="http://schemas.microsoft.com/office/word/2020/wordml/sdtdatahash" xmlns:w16se="http://schemas.microsoft.com/office/word/2015/wordml/symex" xmlns:wpg="http://schemas.microsoft.com/office/word/2010/wordprocessingGroup" xmlns:wpi="http://schemas.microsoft.com/office/word/2010/wordprocessingInk" xmlns:wne="http://schemas.microsoft.com/office/word/2006/wordml" xmlns:wps="http://schemas.microsoft.com/office/word/2010/wordprocessingShape" mc:Ignorable="w14 w15 w16se w16cid w16 w16cex w16sdtdh wp14">
   <w:abstractNum w:abstractNumId="0" w15:restartNumberingAfterBreak="0">
     <w:nsid w:val="FFFFFF89"/>
     <w:multiLevelType w:val="singleLevel"/>
@@ -13065,130 +12977,130 @@
       </w:pPr>
     </w:lvl>
   </w:abstractNum>
-  <w:num w:numId="1" w16cid:durableId="2000957126">
+  <w:num w:numId="1">
     <w:abstractNumId w:val="41"/>
   </w:num>
-  <w:num w:numId="2" w16cid:durableId="1585263860">
+  <w:num w:numId="2">
     <w:abstractNumId w:val="0"/>
   </w:num>
-  <w:num w:numId="3" w16cid:durableId="1338381655">
+  <w:num w:numId="3">
     <w:abstractNumId w:val="13"/>
   </w:num>
-  <w:num w:numId="4" w16cid:durableId="1532257930">
+  <w:num w:numId="4">
     <w:abstractNumId w:val="26"/>
   </w:num>
-  <w:num w:numId="5" w16cid:durableId="998075588">
+  <w:num w:numId="5">
     <w:abstractNumId w:val="19"/>
   </w:num>
-  <w:num w:numId="6" w16cid:durableId="1052315254">
+  <w:num w:numId="6">
     <w:abstractNumId w:val="38"/>
   </w:num>
-  <w:num w:numId="7" w16cid:durableId="2019885636">
+  <w:num w:numId="7">
     <w:abstractNumId w:val="8"/>
   </w:num>
-  <w:num w:numId="8" w16cid:durableId="1936205128">
+  <w:num w:numId="8">
     <w:abstractNumId w:val="34"/>
   </w:num>
-  <w:num w:numId="9" w16cid:durableId="1077362583">
+  <w:num w:numId="9">
     <w:abstractNumId w:val="27"/>
   </w:num>
-  <w:num w:numId="10" w16cid:durableId="725644420">
+  <w:num w:numId="10">
     <w:abstractNumId w:val="18"/>
   </w:num>
-  <w:num w:numId="11" w16cid:durableId="165753099">
+  <w:num w:numId="11">
     <w:abstractNumId w:val="10"/>
   </w:num>
-  <w:num w:numId="12" w16cid:durableId="1312557727">
+  <w:num w:numId="12">
     <w:abstractNumId w:val="12"/>
   </w:num>
-  <w:num w:numId="13" w16cid:durableId="210845675">
+  <w:num w:numId="13">
     <w:abstractNumId w:val="36"/>
   </w:num>
-  <w:num w:numId="14" w16cid:durableId="250890862">
+  <w:num w:numId="14">
     <w:abstractNumId w:val="14"/>
   </w:num>
-  <w:num w:numId="15" w16cid:durableId="94597827">
+  <w:num w:numId="15">
     <w:abstractNumId w:val="40"/>
   </w:num>
-  <w:num w:numId="16" w16cid:durableId="953095433">
+  <w:num w:numId="16">
     <w:abstractNumId w:val="11"/>
   </w:num>
-  <w:num w:numId="17" w16cid:durableId="1057439479">
+  <w:num w:numId="17">
     <w:abstractNumId w:val="30"/>
   </w:num>
-  <w:num w:numId="18" w16cid:durableId="1456603962">
+  <w:num w:numId="18">
     <w:abstractNumId w:val="1"/>
   </w:num>
-  <w:num w:numId="19" w16cid:durableId="738987852">
+  <w:num w:numId="19">
     <w:abstractNumId w:val="3"/>
   </w:num>
-  <w:num w:numId="20" w16cid:durableId="1704743338">
+  <w:num w:numId="20">
     <w:abstractNumId w:val="17"/>
   </w:num>
-  <w:num w:numId="21" w16cid:durableId="347414666">
+  <w:num w:numId="21">
     <w:abstractNumId w:val="2"/>
   </w:num>
-  <w:num w:numId="22" w16cid:durableId="688993663">
+  <w:num w:numId="22">
     <w:abstractNumId w:val="6"/>
   </w:num>
-  <w:num w:numId="23" w16cid:durableId="1269463926">
+  <w:num w:numId="23">
     <w:abstractNumId w:val="16"/>
   </w:num>
-  <w:num w:numId="24" w16cid:durableId="722563327">
+  <w:num w:numId="24">
     <w:abstractNumId w:val="15"/>
   </w:num>
-  <w:num w:numId="25" w16cid:durableId="1416707358">
+  <w:num w:numId="25">
     <w:abstractNumId w:val="33"/>
   </w:num>
-  <w:num w:numId="26" w16cid:durableId="239798672">
+  <w:num w:numId="26">
     <w:abstractNumId w:val="7"/>
   </w:num>
-  <w:num w:numId="27" w16cid:durableId="1951277201">
+  <w:num w:numId="27">
     <w:abstractNumId w:val="9"/>
   </w:num>
-  <w:num w:numId="28" w16cid:durableId="1077901454">
+  <w:num w:numId="28">
     <w:abstractNumId w:val="20"/>
   </w:num>
-  <w:num w:numId="29" w16cid:durableId="238560363">
+  <w:num w:numId="29">
     <w:abstractNumId w:val="35"/>
   </w:num>
-  <w:num w:numId="30" w16cid:durableId="87965397">
+  <w:num w:numId="30">
     <w:abstractNumId w:val="24"/>
   </w:num>
-  <w:num w:numId="31" w16cid:durableId="648749873">
+  <w:num w:numId="31">
     <w:abstractNumId w:val="28"/>
   </w:num>
-  <w:num w:numId="32" w16cid:durableId="199513518">
+  <w:num w:numId="32">
     <w:abstractNumId w:val="22"/>
   </w:num>
-  <w:num w:numId="33" w16cid:durableId="702556848">
+  <w:num w:numId="33">
     <w:abstractNumId w:val="29"/>
   </w:num>
-  <w:num w:numId="34" w16cid:durableId="147551286">
+  <w:num w:numId="34">
     <w:abstractNumId w:val="5"/>
   </w:num>
-  <w:num w:numId="35" w16cid:durableId="1852599836">
+  <w:num w:numId="35">
     <w:abstractNumId w:val="37"/>
   </w:num>
-  <w:num w:numId="36" w16cid:durableId="872612868">
+  <w:num w:numId="36">
     <w:abstractNumId w:val="23"/>
   </w:num>
-  <w:num w:numId="37" w16cid:durableId="1361511656">
+  <w:num w:numId="37">
     <w:abstractNumId w:val="31"/>
   </w:num>
-  <w:num w:numId="38" w16cid:durableId="639963691">
+  <w:num w:numId="38">
     <w:abstractNumId w:val="21"/>
   </w:num>
-  <w:num w:numId="39" w16cid:durableId="192156684">
+  <w:num w:numId="39">
     <w:abstractNumId w:val="4"/>
   </w:num>
-  <w:num w:numId="40" w16cid:durableId="219902928">
+  <w:num w:numId="40">
     <w:abstractNumId w:val="39"/>
   </w:num>
-  <w:num w:numId="41" w16cid:durableId="1318146619">
+  <w:num w:numId="41">
     <w:abstractNumId w:val="32"/>
   </w:num>
-  <w:num w:numId="42" w16cid:durableId="25448881">
+  <w:num w:numId="42">
     <w:abstractNumId w:val="25"/>
   </w:num>
   <w:numIdMacAtCleanup w:val="40"/>
@@ -13196,7 +13108,7 @@
 </file>
 
 <file path=word/styles.xml><?xml version="1.0" encoding="utf-8"?>
-<w:styles xmlns:mc="http://schemas.openxmlformats.org/markup-compatibility/2006" xmlns:r="http://schemas.openxmlformats.org/officeDocument/2006/relationships" xmlns:w="http://schemas.openxmlformats.org/wordprocessingml/2006/main" xmlns:w14="http://schemas.microsoft.com/office/word/2010/wordml" xmlns:w15="http://schemas.microsoft.com/office/word/2012/wordml" xmlns:w16cex="http://schemas.microsoft.com/office/word/2018/wordml/cex" xmlns:w16cid="http://schemas.microsoft.com/office/word/2016/wordml/cid" xmlns:w16="http://schemas.microsoft.com/office/word/2018/wordml" xmlns:w16du="http://schemas.microsoft.com/office/word/2023/wordml/word16du" xmlns:w16sdtdh="http://schemas.microsoft.com/office/word/2020/wordml/sdtdatahash" xmlns:w16se="http://schemas.microsoft.com/office/word/2015/wordml/symex" mc:Ignorable="w14 w15 w16se w16cid w16 w16cex w16sdtdh w16du">
+<w:styles xmlns:mc="http://schemas.openxmlformats.org/markup-compatibility/2006" xmlns:r="http://schemas.openxmlformats.org/officeDocument/2006/relationships" xmlns:w="http://schemas.openxmlformats.org/wordprocessingml/2006/main" xmlns:w14="http://schemas.microsoft.com/office/word/2010/wordml" xmlns:w15="http://schemas.microsoft.com/office/word/2012/wordml" xmlns:w16cex="http://schemas.microsoft.com/office/word/2018/wordml/cex" xmlns:w16cid="http://schemas.microsoft.com/office/word/2016/wordml/cid" xmlns:w16="http://schemas.microsoft.com/office/word/2018/wordml" xmlns:w16sdtdh="http://schemas.microsoft.com/office/word/2020/wordml/sdtdatahash" xmlns:w16se="http://schemas.microsoft.com/office/word/2015/wordml/symex" mc:Ignorable="w14 w15 w16se w16cid w16 w16cex w16sdtdh">
   <w:docDefaults>
     <w:rPrDefault>
       <w:rPr>
@@ -14927,21 +14839,6 @@
 </file>
 
 <file path=customXml/item1.xml><?xml version="1.0" encoding="utf-8"?>
-<b:Sources xmlns:b="http://schemas.openxmlformats.org/officeDocument/2006/bibliography" xmlns="http://schemas.openxmlformats.org/officeDocument/2006/bibliography" SelectedStyle="\APASixthEditionOfficeOnline.xsl" StyleName="APA" Version="6"/>
-</file>
-
-<file path=customXml/item2.xml><?xml version="1.0" encoding="utf-8"?>
-<p:properties xmlns:p="http://schemas.microsoft.com/office/2006/metadata/properties" xmlns:xsi="http://www.w3.org/2001/XMLSchema-instance" xmlns:pc="http://schemas.microsoft.com/office/infopath/2007/PartnerControls">
-  <documentManagement>
-    <TaxCatchAll xmlns="cb45339b-ced9-4d0d-8f64-77573914d53b" xsi:nil="true"/>
-    <lcf76f155ced4ddcb4097134ff3c332f xmlns="43a3ca16-9c26-4813-b83f-4aec9927b43f">
-      <Terms xmlns="http://schemas.microsoft.com/office/infopath/2007/PartnerControls"/>
-    </lcf76f155ced4ddcb4097134ff3c332f>
-  </documentManagement>
-</p:properties>
-</file>
-
-<file path=customXml/item3.xml><?xml version="1.0" encoding="utf-8"?>
 <?mso-contentType ?>
 <FormTemplates xmlns="http://schemas.microsoft.com/sharepoint/v3/contenttype/forms">
   <Display>DocumentLibraryForm</Display>
@@ -14950,11 +14847,11 @@
 </FormTemplates>
 </file>
 
-<file path=customXml/item4.xml><?xml version="1.0" encoding="utf-8"?>
-<ct:contentTypeSchema xmlns:ct="http://schemas.microsoft.com/office/2006/metadata/contentType" xmlns:ma="http://schemas.microsoft.com/office/2006/metadata/properties/metaAttributes" ct:_="" ma:_="" ma:contentTypeName="Documento" ma:contentTypeID="0x01010049282E1EDBE9234EA9E6D38F720E265F" ma:contentTypeVersion="15" ma:contentTypeDescription="Crear nuevo documento." ma:contentTypeScope="" ma:versionID="b31c7aa9eaf043a08b87120b3c4916e3">
-  <xsd:schema xmlns:xsd="http://www.w3.org/2001/XMLSchema" xmlns:xs="http://www.w3.org/2001/XMLSchema" xmlns:p="http://schemas.microsoft.com/office/2006/metadata/properties" xmlns:ns2="cb45339b-ced9-4d0d-8f64-77573914d53b" xmlns:ns3="43a3ca16-9c26-4813-b83f-4aec9927b43f" targetNamespace="http://schemas.microsoft.com/office/2006/metadata/properties" ma:root="true" ma:fieldsID="3533d065b04d75c457075bc55f1f5315" ns2:_="" ns3:_="">
-    <xsd:import namespace="cb45339b-ced9-4d0d-8f64-77573914d53b"/>
-    <xsd:import namespace="43a3ca16-9c26-4813-b83f-4aec9927b43f"/>
+<file path=customXml/item2.xml><?xml version="1.0" encoding="utf-8"?>
+<ct:contentTypeSchema xmlns:ct="http://schemas.microsoft.com/office/2006/metadata/contentType" xmlns:ma="http://schemas.microsoft.com/office/2006/metadata/properties/metaAttributes" ct:_="" ma:_="" ma:contentTypeName="Documento" ma:contentTypeID="0x0101006A81D6BD42E8DF4C91013959704817E1" ma:contentTypeVersion="15" ma:contentTypeDescription="Crear nuevo documento." ma:contentTypeScope="" ma:versionID="bf4f72ffd194f0963ff564daca6869f7">
+  <xsd:schema xmlns:xsd="http://www.w3.org/2001/XMLSchema" xmlns:xs="http://www.w3.org/2001/XMLSchema" xmlns:p="http://schemas.microsoft.com/office/2006/metadata/properties" xmlns:ns2="13c90a0b-73bc-4dc0-be5f-28d77b615beb" xmlns:ns3="13c93bba-48ce-428c-bfe5-88b42c19b028" targetNamespace="http://schemas.microsoft.com/office/2006/metadata/properties" ma:root="true" ma:fieldsID="8718d6f4873a5b1392a45044efa78385" ns2:_="" ns3:_="">
+    <xsd:import namespace="13c90a0b-73bc-4dc0-be5f-28d77b615beb"/>
+    <xsd:import namespace="13c93bba-48ce-428c-bfe5-88b42c19b028"/>
     <xsd:element name="properties">
       <xsd:complexType>
         <xsd:sequence>
@@ -14965,16 +14862,16 @@
                 <xsd:element ref="ns2:SharedWithDetails" minOccurs="0"/>
                 <xsd:element ref="ns3:MediaServiceMetadata" minOccurs="0"/>
                 <xsd:element ref="ns3:MediaServiceFastMetadata" minOccurs="0"/>
+                <xsd:element ref="ns3:MediaServiceSearchProperties" minOccurs="0"/>
+                <xsd:element ref="ns3:MediaServiceObjectDetectorVersions" minOccurs="0"/>
                 <xsd:element ref="ns3:MediaServiceDateTaken" minOccurs="0"/>
-                <xsd:element ref="ns3:MediaServiceObjectDetectorVersions" minOccurs="0"/>
-                <xsd:element ref="ns3:MediaLengthInSeconds" minOccurs="0"/>
-                <xsd:element ref="ns3:MediaServiceLocation" minOccurs="0"/>
                 <xsd:element ref="ns3:MediaServiceGenerationTime" minOccurs="0"/>
                 <xsd:element ref="ns3:MediaServiceEventHashCode" minOccurs="0"/>
+                <xsd:element ref="ns3:MediaLengthInSeconds" minOccurs="0"/>
                 <xsd:element ref="ns3:lcf76f155ced4ddcb4097134ff3c332f" minOccurs="0"/>
                 <xsd:element ref="ns2:TaxCatchAll" minOccurs="0"/>
                 <xsd:element ref="ns3:MediaServiceOCR" minOccurs="0"/>
-                <xsd:element ref="ns3:MediaServiceSearchProperties" minOccurs="0"/>
+                <xsd:element ref="ns3:MediaServiceLocation" minOccurs="0"/>
               </xsd:all>
             </xsd:complexType>
           </xsd:element>
@@ -14982,7 +14879,7 @@
       </xsd:complexType>
     </xsd:element>
   </xsd:schema>
-  <xsd:schema xmlns:xsd="http://www.w3.org/2001/XMLSchema" xmlns:xs="http://www.w3.org/2001/XMLSchema" xmlns:dms="http://schemas.microsoft.com/office/2006/documentManagement/types" xmlns:pc="http://schemas.microsoft.com/office/infopath/2007/PartnerControls" targetNamespace="cb45339b-ced9-4d0d-8f64-77573914d53b" elementFormDefault="qualified">
+  <xsd:schema xmlns:xsd="http://www.w3.org/2001/XMLSchema" xmlns:xs="http://www.w3.org/2001/XMLSchema" xmlns:dms="http://schemas.microsoft.com/office/2006/documentManagement/types" xmlns:pc="http://schemas.microsoft.com/office/infopath/2007/PartnerControls" targetNamespace="13c90a0b-73bc-4dc0-be5f-28d77b615beb" elementFormDefault="qualified">
     <xsd:import namespace="http://schemas.microsoft.com/office/2006/documentManagement/types"/>
     <xsd:import namespace="http://schemas.microsoft.com/office/infopath/2007/PartnerControls"/>
     <xsd:element name="SharedWithUsers" ma:index="8" nillable="true" ma:displayName="Compartido con" ma:internalName="SharedWithUsers" ma:readOnly="true">
@@ -15011,7 +14908,7 @@
         </xsd:restriction>
       </xsd:simpleType>
     </xsd:element>
-    <xsd:element name="TaxCatchAll" ma:index="20" nillable="true" ma:displayName="Taxonomy Catch All Column" ma:hidden="true" ma:list="{2f40a149-578b-41a1-8845-c88bc1831770}" ma:internalName="TaxCatchAll" ma:showField="CatchAllData" ma:web="cb45339b-ced9-4d0d-8f64-77573914d53b">
+    <xsd:element name="TaxCatchAll" ma:index="20" nillable="true" ma:displayName="Taxonomy Catch All Column" ma:hidden="true" ma:list="{a42ca037-5d13-4729-aeec-4237f141d2d6}" ma:internalName="TaxCatchAll" ma:showField="CatchAllData" ma:web="13c90a0b-73bc-4dc0-be5f-28d77b615beb">
       <xsd:complexType>
         <xsd:complexContent>
           <xsd:extension base="dms:MultiChoiceLookup">
@@ -15023,7 +14920,7 @@
       </xsd:complexType>
     </xsd:element>
   </xsd:schema>
-  <xsd:schema xmlns:xsd="http://www.w3.org/2001/XMLSchema" xmlns:xs="http://www.w3.org/2001/XMLSchema" xmlns:dms="http://schemas.microsoft.com/office/2006/documentManagement/types" xmlns:pc="http://schemas.microsoft.com/office/infopath/2007/PartnerControls" targetNamespace="43a3ca16-9c26-4813-b83f-4aec9927b43f" elementFormDefault="qualified">
+  <xsd:schema xmlns:xsd="http://www.w3.org/2001/XMLSchema" xmlns:xs="http://www.w3.org/2001/XMLSchema" xmlns:dms="http://schemas.microsoft.com/office/2006/documentManagement/types" xmlns:pc="http://schemas.microsoft.com/office/infopath/2007/PartnerControls" targetNamespace="13c93bba-48ce-428c-bfe5-88b42c19b028" elementFormDefault="qualified">
     <xsd:import namespace="http://schemas.microsoft.com/office/2006/documentManagement/types"/>
     <xsd:import namespace="http://schemas.microsoft.com/office/infopath/2007/PartnerControls"/>
     <xsd:element name="MediaServiceMetadata" ma:index="10" nillable="true" ma:displayName="MediaServiceMetadata" ma:hidden="true" ma:internalName="MediaServiceMetadata" ma:readOnly="true">
@@ -15036,9 +14933,9 @@
         <xsd:restriction base="dms:Note"/>
       </xsd:simpleType>
     </xsd:element>
-    <xsd:element name="MediaServiceDateTaken" ma:index="12" nillable="true" ma:displayName="MediaServiceDateTaken" ma:hidden="true" ma:indexed="true" ma:internalName="MediaServiceDateTaken" ma:readOnly="true">
+    <xsd:element name="MediaServiceSearchProperties" ma:index="12" nillable="true" ma:displayName="MediaServiceSearchProperties" ma:hidden="true" ma:internalName="MediaServiceSearchProperties" ma:readOnly="true">
       <xsd:simpleType>
-        <xsd:restriction base="dms:Text"/>
+        <xsd:restriction base="dms:Note"/>
       </xsd:simpleType>
     </xsd:element>
     <xsd:element name="MediaServiceObjectDetectorVersions" ma:index="13" nillable="true" ma:displayName="MediaServiceObjectDetectorVersions" ma:hidden="true" ma:indexed="true" ma:internalName="MediaServiceObjectDetectorVersions" ma:readOnly="true">
@@ -15046,24 +14943,24 @@
         <xsd:restriction base="dms:Text"/>
       </xsd:simpleType>
     </xsd:element>
-    <xsd:element name="MediaLengthInSeconds" ma:index="14" nillable="true" ma:displayName="MediaLengthInSeconds" ma:hidden="true" ma:internalName="MediaLengthInSeconds" ma:readOnly="true">
-      <xsd:simpleType>
-        <xsd:restriction base="dms:Unknown"/>
-      </xsd:simpleType>
-    </xsd:element>
-    <xsd:element name="MediaServiceLocation" ma:index="15" nillable="true" ma:displayName="Location" ma:indexed="true" ma:internalName="MediaServiceLocation" ma:readOnly="true">
+    <xsd:element name="MediaServiceDateTaken" ma:index="14" nillable="true" ma:displayName="MediaServiceDateTaken" ma:hidden="true" ma:indexed="true" ma:internalName="MediaServiceDateTaken" ma:readOnly="true">
       <xsd:simpleType>
         <xsd:restriction base="dms:Text"/>
       </xsd:simpleType>
     </xsd:element>
-    <xsd:element name="MediaServiceGenerationTime" ma:index="16" nillable="true" ma:displayName="MediaServiceGenerationTime" ma:hidden="true" ma:internalName="MediaServiceGenerationTime" ma:readOnly="true">
+    <xsd:element name="MediaServiceGenerationTime" ma:index="15" nillable="true" ma:displayName="MediaServiceGenerationTime" ma:hidden="true" ma:internalName="MediaServiceGenerationTime" ma:readOnly="true">
       <xsd:simpleType>
         <xsd:restriction base="dms:Text"/>
       </xsd:simpleType>
     </xsd:element>
-    <xsd:element name="MediaServiceEventHashCode" ma:index="17" nillable="true" ma:displayName="MediaServiceEventHashCode" ma:hidden="true" ma:internalName="MediaServiceEventHashCode" ma:readOnly="true">
+    <xsd:element name="MediaServiceEventHashCode" ma:index="16" nillable="true" ma:displayName="MediaServiceEventHashCode" ma:hidden="true" ma:internalName="MediaServiceEventHashCode" ma:readOnly="true">
       <xsd:simpleType>
         <xsd:restriction base="dms:Text"/>
+      </xsd:simpleType>
+    </xsd:element>
+    <xsd:element name="MediaLengthInSeconds" ma:index="17" nillable="true" ma:displayName="MediaLengthInSeconds" ma:hidden="true" ma:internalName="MediaLengthInSeconds" ma:readOnly="true">
+      <xsd:simpleType>
+        <xsd:restriction base="dms:Unknown"/>
       </xsd:simpleType>
     </xsd:element>
     <xsd:element name="lcf76f155ced4ddcb4097134ff3c332f" ma:index="19" nillable="true" ma:taxonomy="true" ma:internalName="lcf76f155ced4ddcb4097134ff3c332f" ma:taxonomyFieldName="MediaServiceImageTags" ma:displayName="Etiquetas de imagen" ma:readOnly="false" ma:fieldId="{5cf76f15-5ced-4ddc-b409-7134ff3c332f}" ma:taxonomyMulti="true" ma:sspId="d33c8c81-5745-4931-bcc4-c2aeafe86780" ma:termSetId="09814cd3-568e-fe90-9814-8d621ff8fb84" ma:anchorId="fba54fb3-c3e1-fe81-a776-ca4b69148c4d" ma:open="true" ma:isKeyword="false">
@@ -15080,9 +14977,9 @@
         </xsd:restriction>
       </xsd:simpleType>
     </xsd:element>
-    <xsd:element name="MediaServiceSearchProperties" ma:index="22" nillable="true" ma:displayName="MediaServiceSearchProperties" ma:hidden="true" ma:internalName="MediaServiceSearchProperties" ma:readOnly="true">
+    <xsd:element name="MediaServiceLocation" ma:index="22" nillable="true" ma:displayName="Location" ma:description="" ma:indexed="true" ma:internalName="MediaServiceLocation" ma:readOnly="true">
       <xsd:simpleType>
-        <xsd:restriction base="dms:Note"/>
+        <xsd:restriction base="dms:Text"/>
       </xsd:simpleType>
     </xsd:element>
   </xsd:schema>
@@ -15185,26 +15082,22 @@
 </ct:contentTypeSchema>
 </file>
 
-<file path=customXml/itemProps1.xml><?xml version="1.0" encoding="utf-8"?>
-<ds:datastoreItem xmlns:ds="http://schemas.openxmlformats.org/officeDocument/2006/customXml" ds:itemID="{EAE431FD-7059-4C09-804B-C9D69EB7B213}">
-  <ds:schemaRefs>
-    <ds:schemaRef ds:uri="http://schemas.openxmlformats.org/officeDocument/2006/bibliography"/>
-  </ds:schemaRefs>
-</ds:datastoreItem>
+<file path=customXml/item3.xml><?xml version="1.0" encoding="utf-8"?>
+<b:Sources xmlns:b="http://schemas.openxmlformats.org/officeDocument/2006/bibliography" xmlns="http://schemas.openxmlformats.org/officeDocument/2006/bibliography" SelectedStyle="\APASixthEditionOfficeOnline.xsl" StyleName="APA" Version="6"/>
 </file>
 
-<file path=customXml/itemProps2.xml><?xml version="1.0" encoding="utf-8"?>
-<ds:datastoreItem xmlns:ds="http://schemas.openxmlformats.org/officeDocument/2006/customXml" ds:itemID="{1279454D-02BE-4A9C-A117-DCD1573E2608}">
-  <ds:schemaRefs>
-    <ds:schemaRef ds:uri="http://schemas.microsoft.com/office/2006/metadata/properties"/>
-    <ds:schemaRef ds:uri="http://schemas.microsoft.com/office/infopath/2007/PartnerControls"/>
-    <ds:schemaRef ds:uri="cb45339b-ced9-4d0d-8f64-77573914d53b"/>
-    <ds:schemaRef ds:uri="43a3ca16-9c26-4813-b83f-4aec9927b43f"/>
-  </ds:schemaRefs>
-</ds:datastoreItem>
+<file path=customXml/item4.xml><?xml version="1.0" encoding="utf-8"?>
+<p:properties xmlns:p="http://schemas.microsoft.com/office/2006/metadata/properties" xmlns:xsi="http://www.w3.org/2001/XMLSchema-instance" xmlns:pc="http://schemas.microsoft.com/office/infopath/2007/PartnerControls">
+  <documentManagement>
+    <TaxCatchAll xmlns="13c90a0b-73bc-4dc0-be5f-28d77b615beb" xsi:nil="true"/>
+    <lcf76f155ced4ddcb4097134ff3c332f xmlns="13c93bba-48ce-428c-bfe5-88b42c19b028">
+      <Terms xmlns="http://schemas.microsoft.com/office/infopath/2007/PartnerControls"/>
+    </lcf76f155ced4ddcb4097134ff3c332f>
+  </documentManagement>
+</p:properties>
 </file>
 
-<file path=customXml/itemProps3.xml><?xml version="1.0" encoding="utf-8"?>
+<file path=customXml/itemProps1.xml><?xml version="1.0" encoding="utf-8"?>
 <ds:datastoreItem xmlns:ds="http://schemas.openxmlformats.org/officeDocument/2006/customXml" ds:itemID="{10663269-2064-4804-8290-36D4A57F5557}">
   <ds:schemaRefs>
     <ds:schemaRef ds:uri="http://schemas.microsoft.com/sharepoint/v3/contenttype/forms"/>
@@ -15212,15 +15105,15 @@
 </ds:datastoreItem>
 </file>
 
-<file path=customXml/itemProps4.xml><?xml version="1.0" encoding="utf-8"?>
-<ds:datastoreItem xmlns:ds="http://schemas.openxmlformats.org/officeDocument/2006/customXml" ds:itemID="{ABC43734-40DA-4258-8AC6-EC91AAFFC9CD}">
+<file path=customXml/itemProps2.xml><?xml version="1.0" encoding="utf-8"?>
+<ds:datastoreItem xmlns:ds="http://schemas.openxmlformats.org/officeDocument/2006/customXml" ds:itemID="{3D9AB16E-D745-4ED8-8E30-208367D656BB}">
   <ds:schemaRefs>
     <ds:schemaRef ds:uri="http://schemas.microsoft.com/office/2006/metadata/contentType"/>
     <ds:schemaRef ds:uri="http://schemas.microsoft.com/office/2006/metadata/properties/metaAttributes"/>
     <ds:schemaRef ds:uri="http://www.w3.org/2001/XMLSchema"/>
     <ds:schemaRef ds:uri="http://schemas.microsoft.com/office/2006/metadata/properties"/>
-    <ds:schemaRef ds:uri="cb45339b-ced9-4d0d-8f64-77573914d53b"/>
-    <ds:schemaRef ds:uri="43a3ca16-9c26-4813-b83f-4aec9927b43f"/>
+    <ds:schemaRef ds:uri="13c90a0b-73bc-4dc0-be5f-28d77b615beb"/>
+    <ds:schemaRef ds:uri="13c93bba-48ce-428c-bfe5-88b42c19b028"/>
     <ds:schemaRef ds:uri="http://schemas.microsoft.com/office/2006/documentManagement/types"/>
     <ds:schemaRef ds:uri="http://schemas.microsoft.com/office/infopath/2007/PartnerControls"/>
     <ds:schemaRef ds:uri="http://schemas.openxmlformats.org/package/2006/metadata/core-properties"/>
@@ -15229,4 +15122,23 @@
     <ds:schemaRef ds:uri="http://schemas.microsoft.com/internal/obd"/>
   </ds:schemaRefs>
 </ds:datastoreItem>
+</file>
+
+<file path=customXml/itemProps3.xml><?xml version="1.0" encoding="utf-8"?>
+<ds:datastoreItem xmlns:ds="http://schemas.openxmlformats.org/officeDocument/2006/customXml" ds:itemID="{EAE431FD-7059-4C09-804B-C9D69EB7B213}">
+  <ds:schemaRefs>
+    <ds:schemaRef ds:uri="http://schemas.openxmlformats.org/officeDocument/2006/bibliography"/>
+  </ds:schemaRefs>
+</ds:datastoreItem>
+</file>
+
+<file path=customXml/itemProps4.xml><?xml version="1.0" encoding="utf-8"?>
+<ds:datastoreItem xmlns:ds="http://schemas.openxmlformats.org/officeDocument/2006/customXml" ds:itemID="{1279454D-02BE-4A9C-A117-DCD1573E2608}">
+  <ds:schemaRefs>
+    <ds:schemaRef ds:uri="http://schemas.microsoft.com/office/2006/metadata/properties"/>
+    <ds:schemaRef ds:uri="http://schemas.microsoft.com/office/infopath/2007/PartnerControls"/>
+    <ds:schemaRef ds:uri="13c90a0b-73bc-4dc0-be5f-28d77b615beb"/>
+    <ds:schemaRef ds:uri="13c93bba-48ce-428c-bfe5-88b42c19b028"/>
+  </ds:schemaRefs>
+</ds:datastoreItem>
 </file>